--- a/rajasthan-nurse-50/Test_03_Full_Test_Ordered.docx
+++ b/rajasthan-nurse-50/Test_03_Full_Test_Ordered.docx
@@ -34,7 +34,7 @@
     </w:p>
     <w:p>
       <w:r>
-        <w:t>Solution: Bile salts emulsify fat into droplets, increasing surface area for lipase action.</w:t>
+        <w:t>Solution: ✅ Correct Answer: A. Emulsifying fats | 🧠 Clinical Rationale: Bile salts emulsify fat into droplets, increasing surface area for lipase action. | ❌ Why Not Others? | B — Digesting proteins: not the appropriate nursing action here | C — Neutralizing stomach acid only: not the appropriate nursing action here | D — Absorbing vitamins: not the appropriate nursing action here | ⚠️ Exam Trap: Read the exact question — the correct fact and its look-alike options are easy to interchange. | 💎 PNC Pearl: Emulsifying fats → Bile salts emulsify fat into droplets, increasing surface area for lipase action</w:t>
       </w:r>
     </w:p>
     <w:p>
@@ -79,7 +79,7 @@
     </w:p>
     <w:p>
       <w:r>
-        <w:t>Solution: The somatic division innervates skeletal muscles under voluntary control; the autonomic system controls viscera.</w:t>
+        <w:t>Solution: ✅ Correct Answer: A. Voluntary skeletal muscle movement | 🧠 Clinical Rationale: The somatic division innervates skeletal muscles under voluntary control; the autonomic system controls viscera. | ❌ Why Not Others? | B — Involuntary gland secretion: not the appropriate nursing action here | C — Heart rate: HR is the number of heartbeats per minute. | D — Peristalsis: not the appropriate nursing action here | ⚠️ Exam Trap: Read the exact question — the correct fact and its look-alike options are easy to interchange. | 💎 PNC Pearl: Voluntary skeletal muscle movement → The somatic division innervates skeletal muscles under voluntary control; the autonomic system controls viscera</w:t>
       </w:r>
     </w:p>
     <w:p>
@@ -124,7 +124,7 @@
     </w:p>
     <w:p>
       <w:r>
-        <w:t>Solution: Upright position reduces pressure and pain; warm compresses also comfort.</w:t>
+        <w:t>Solution: ✅ Correct Answer: A. Sit upright or hold with the affected ear up to ease pain | 🧠 Clinical Rationale: Upright position reduces pressure and pain; warm compresses also comfort. | ❌ Why Not Others? | B — Lie flat on the affected ear: not the appropriate nursing action here | C — Prone: IHIP provides case-based, real-time disease surveillance. | D — Head down: not the appropriate nursing action here | ⚠️ Exam Trap: Don’t confuse "Sit upright or hold with the affected ear up to ease pain" with "Lie flat on the affected ear" — they look alike and are easy to interchange. | 💎 PNC Pearl: Sit upright or hold with the affected ear up to ease pain → Upright position reduces pressure and pain; warm compresses also comfort</w:t>
       </w:r>
     </w:p>
     <w:p>
@@ -169,7 +169,7 @@
     </w:p>
     <w:p>
       <w:r>
-        <w:t>Solution: MCQs assess broad knowledge objectively and are widely used in nursing exams.</w:t>
+        <w:t>Solution: ✅ Correct Answer: A. Multiple choice questions | 🧠 Clinical Rationale: MCQs assess broad knowledge objectively and are widely used in nursing exams. | ❌ Why Not Others? | B — Essay only: not the appropriate nursing action here | C — Practical only: not the appropriate nursing action here | D — Viva only: not the appropriate nursing action here | ⚠️ Exam Trap: Read the exact question — the correct fact and its look-alike options are easy to interchange. | 💎 PNC Pearl: Multiple choice questions → MCQs assess broad knowledge objectively and are widely used in nursing exams</w:t>
       </w:r>
     </w:p>
     <w:p>
@@ -214,7 +214,7 @@
     </w:p>
     <w:p>
       <w:r>
-        <w:t>Solution: Uterine atony (failure to contract) causes about 70–80% of PPH.</w:t>
+        <w:t>Solution: ✅ Correct Answer: A. Uterine atony | 🧠 Clinical Rationale: Uterine atony (failure to contract) causes about 70–80% of PPH. | ❌ Why Not Others? | B — Genital tract trauma: not the appropriate nursing action here | C — Retained placenta: not the appropriate nursing action here | D — Coagulopathy: Massive haemorrhage, abruption, and sepsis consume clotting factors; replace with blood products. | ⚠️ Exam Trap: Read the exact question — the correct fact and its look-alike options are easy to interchange. | 💎 PNC Pearl: Uterine atony → (failure to contract) causes about 70–80% of PPH</w:t>
       </w:r>
     </w:p>
     <w:p>
@@ -259,7 +259,7 @@
     </w:p>
     <w:p>
       <w:r>
-        <w:t>Solution: OA is wear-and-tear cartilage loss; RA is autoimmune synovitis; gout is urate crystals.</w:t>
+        <w:t>Solution: ✅ Correct Answer: A. Degeneration of articular cartilage with joint pain and stiffness | 🧠 Clinical Rationale: OA is wear-and-tear cartilage loss; RA is autoimmune synovitis; gout is urate crystals. | ❌ Why Not Others? | B — Autoimmune inflammation of joints: not the appropriate nursing action here | C — Uric acid crystal deposition: not the appropriate nursing action here | D — Bone infection: not the appropriate nursing action here | ⚠️ Exam Trap: Read the exact question — the correct fact and its look-alike options are easy to interchange. | 💎 PNC Pearl: Degeneration of articular cartilage with joint pain and stiffness → OA is wear-and-tear cartilage loss; RA is autoimmune synovitis; gout is urate crystals</w:t>
       </w:r>
     </w:p>
     <w:p>
@@ -304,7 +304,7 @@
     </w:p>
     <w:p>
       <w:r>
-        <w:t>Solution: Ovulation occurs mid-cycle, about 14 days before the next menses, driven by the LH surge.</w:t>
+        <w:t>Solution: ✅ Correct Answer: A. 14 days before the next expected period | 🧠 Clinical Rationale: Ovulation occurs mid-cycle, about 14 days before the next menses, driven by the LH surge. | ❌ Why Not Others? | B — On day 1 of the cycle: not the appropriate nursing action here | C — At the end of menstruation: not the appropriate nursing action here | D — On day 21 of the cycle: not the appropriate nursing action here | ⚠️ Exam Trap: Read the exact question — the correct fact and its look-alike options are easy to interchange. | 💎 PNC Pearl: 14 days before the next expected period → Ovulation occurs mid-cycle, about 14 days before the next menses, driven by the LH surge</w:t>
       </w:r>
     </w:p>
     <w:p>
@@ -349,7 +349,7 @@
     </w:p>
     <w:p>
       <w:r>
-        <w:t>Solution: Zinc is needed for growth, immunity, and taste; deficiency impairs healing.</w:t>
+        <w:t>Solution: ✅ Correct Answer: A. Growth retardation, delayed wound healing, and hypogeusia | 🧠 Clinical Rationale: Zinc is needed for growth, immunity, and taste; deficiency impairs healing. | ❌ Why Not Others? | B — Night blindness: (impaired dark adaptation) is the earliest manifestation. | C — Scurvy: Bleeding gums, poor wound healing, and petechiae from defective collagen. | D — Goitre: Iodine deficiency causes goitre, hypothyroidism, and cretinism in children; iodized salt prevents it. | ⚠️ Exam Trap: Read the exact question — the correct fact and its look-alike options are easy to interchange. | 💎 PNC Pearl: Growth retardation, delayed wound healing, and hypogeusia → Zinc is needed for growth, immunity, and taste; deficiency impairs healing</w:t>
       </w:r>
     </w:p>
     <w:p>
@@ -394,7 +394,7 @@
     </w:p>
     <w:p>
       <w:r>
-        <w:t>Solution: Subjective data are the client's own words or reports (symptoms); objective data are observable (signs).</w:t>
+        <w:t>Solution: ✅ Correct Answer: A. Subjective data | 🧠 Clinical Rationale: Subjective data are the client's own words or reports (symptoms); objective data are observable (signs). | ❌ Why Not Others? | B — Objective data: not the appropriate nursing action here | C — Nursing diagnosis: not the appropriate nursing action here | D — Evaluation: Measures outcomes and revises the plan. | ⚠️ Exam Trap: Read the exact question — the correct fact and its look-alike options are easy to interchange. | 💎 PNC Pearl: Subjective data → the client's own words or reports (symptoms); objective data are observable (signs)</w:t>
       </w:r>
     </w:p>
     <w:p>
@@ -439,7 +439,7 @@
     </w:p>
     <w:p>
       <w:r>
-        <w:t>Solution: Sublimation redirects drives into productive outlets (e.g., aggression into sport).</w:t>
+        <w:t>Solution: ✅ Correct Answer: A. Sublimation | 🧠 Clinical Rationale: Sublimation redirects drives into productive outlets (e.g., aggression into sport). | ❌ Why Not Others? | B — Projection: Blames others for one's own impulses. | C — Regression: Returns to childlike behaviour when anxious (e.g., thumb-sucking under stress). | D — Rationalization: Excuses behaviour with 'good' reasons. | ⚠️ Exam Trap: Read the exact question — the correct fact and its look-alike options are easy to interchange. | 💎 PNC Pearl: Sublimation → redirects drives into productive outlets (e.g., aggression into sport)</w:t>
       </w:r>
     </w:p>
     <w:p>
@@ -484,7 +484,7 @@
     </w:p>
     <w:p>
       <w:r>
-        <w:t>Solution: IM adrenaline 1:1000 is the initial life-saving drug in anaphylaxis.</w:t>
+        <w:t>Solution: ✅ Correct Answer: A. Adrenaline (epinephrine) | 🧠 Clinical Rationale: IM adrenaline 1:1000 is the initial life-saving drug in anaphylaxis. | ❌ Why Not Others? | B — Hydrocortisone: Stress-dose IV hydrocortisone with saline and dextrose corrects the crisis. — not the first | C — Cetirizine: not the first | D — Salbutamol: Rapid-acting bronchodilators are first-line; systemic steroids follow. — not the first | ⚠️ Exam Trap: Read the exact question — the correct fact and its look-alike options are easy to interchange. | 💎 PNC Pearl: Adrenaline (epinephrine) = the first</w:t>
       </w:r>
     </w:p>
     <w:p>
@@ -529,7 +529,7 @@
     </w:p>
     <w:p>
       <w:r>
-        <w:t>Solution: Preparedness plans ensure response during mass casualties.</w:t>
+        <w:t>Solution: ✅ Correct Answer: A. Training, drills, and resource planning | 🧠 Clinical Rationale: Preparedness plans ensure response during mass casualties. | ❌ Why Not Others? | B — Closing the hospital: not the appropriate nursing action here | C — Ignoring alerts: not the appropriate nursing action here | D — Only cleaning: not the appropriate nursing action here | ⚠️ Exam Trap: Read the exact question — the correct fact and its look-alike options are easy to interchange. | 💎 PNC Pearl: Training, drills, and resource planning → Preparedness plans ensure response during mass casualties</w:t>
       </w:r>
     </w:p>
     <w:p>
@@ -574,7 +574,7 @@
     </w:p>
     <w:p>
       <w:r>
-        <w:t>Solution: Normal adult urine output is about 1–2 litres/day; below 400 ml is oliguria.</w:t>
+        <w:t>Solution: ✅ Correct Answer: A. 1000–2000 ml | 🧠 Clinical Rationale: Normal adult urine output is about 1–2 litres/day; below 400 ml is oliguria. | ❌ Why Not Others? | B — 100–300 ml: not the appropriate nursing action here | C — 3000–4000 ml: not the appropriate nursing action here | D — 500 ml: Tidal volume averages about 500 ml. | ⚠️ Exam Trap: Read the exact question — the correct fact and its look-alike options are easy to interchange. | 💎 PNC Pearl: 1000–2000 ml → Normal adult urine output is about 1–2 litres/day; below 400 ml is oliguria</w:t>
       </w:r>
     </w:p>
     <w:p>
@@ -619,7 +619,7 @@
     </w:p>
     <w:p>
       <w:r>
-        <w:t>Solution: RMNCH+A: Reproductive, Maternal, Newborn, Child health + Adolescent health.</w:t>
+        <w:t>Solution: ✅ Correct Answer: A. Adolescent health | 🧠 Clinical Rationale: RMNCH+A: Reproductive, Maternal, Newborn, Child health + Adolescent health. | ❌ Why Not Others? | B — Anaemia: Affects more than half of pregnant women in India. | C — Arthritis: IBD is associated with arthritis, erythema nodosum, uveitis, and sclerosing cholangitis. | D — Asthma: Non-selective beta-blockade constricts airways; they are avoided in asthma. | ⚠️ Exam Trap: Read the exact question — the correct fact and its look-alike options are easy to interchange. | 💎 PNC Pearl: Adolescent health → RMNCH+A: Reproductive, Maternal, Newborn, Child health +</w:t>
       </w:r>
     </w:p>
     <w:p>
@@ -664,7 +664,7 @@
     </w:p>
     <w:p>
       <w:r>
-        <w:t>Solution: Gametocytes taken up by the mosquito form sporozoites, completing the cycle.</w:t>
+        <w:t>Solution: ✅ Correct Answer: A. Gametocyte | 🧠 Clinical Rationale: Gametocytes taken up by the mosquito form sporozoites, completing the cycle. | ❌ Why Not Others? | B — Sporozoite: not the appropriate nursing action here | C — Merozoite: not the appropriate nursing action here | D — Trophozoite: not the appropriate nursing action here | ⚠️ Exam Trap: Read the exact question — the correct fact and its look-alike options are easy to interchange. | 💎 PNC Pearl: Gametocyte → Gametocytes taken up by the mosquito form sporozoites, completing the cycle</w:t>
       </w:r>
     </w:p>
     <w:p>
@@ -709,7 +709,7 @@
     </w:p>
     <w:p>
       <w:r>
-        <w:t>Solution: The stapes in the middle ear is the smallest bone, about 3 mm long.</w:t>
+        <w:t>Solution: ✅ Correct Answer: A. Stapes | 🧠 Clinical Rationale: The stapes in the middle ear is the smallest bone, about 3 mm long. | ❌ Why Not Others? | B — Malleus: The ossicles transmit vibrations from the eardrum to the oval window. | C — Incus: The ossicles transmit vibrations from the eardrum to the oval window. | D — Patella: not the appropriate nursing action here | ⚠️ Exam Trap: Read the exact question — the correct fact and its look-alike options are easy to interchange. | 💎 PNC Pearl: Stapes → in the middle ear is the smallest bone, about 3 mm long</w:t>
       </w:r>
     </w:p>
     <w:p>
@@ -754,7 +754,7 @@
     </w:p>
     <w:p>
       <w:r>
-        <w:t>Solution: Loss of patellar reflexes (first sign), respirations &lt;12/min, and oliguria indicate magnesium toxicity.</w:t>
+        <w:t>Solution: ✅ Correct Answer: A. Loss of deep tendon reflexes, respiratory depression, and oliguria | 🧠 Clinical Rationale: Loss of patellar reflexes (first sign), respirations &lt;12/min, and oliguria indicate magnesium toxicity. | ❌ Why Not Others? | B — Hyperreflexia: not the appropriate nursing action here | C — Tachycardia: Tachycardia = 100 beats per minute | D — Diarrhoea: Cholinergic side effects (nausea, vomiting, bradycardia) are common with cholinesterase inhibitors. | ⚠️ Exam Trap: Read the exact question — the correct fact and its look-alike options are easy to interchange. | 💎 PNC Pearl: Loss of deep tendon reflexes, respiratory depression, and oliguria → Loss of patellar reflexes (first sign), respirations &lt;12/min, and oliguria indicate magnesium toxicity</w:t>
       </w:r>
     </w:p>
     <w:p>
@@ -799,7 +799,7 @@
     </w:p>
     <w:p>
       <w:r>
-        <w:t>Solution: Atropine increases heart rate by blocking vagal tone; it is used for symptomatic bradycardia.</w:t>
+        <w:t>Solution: ✅ Correct Answer: A. Symptomatic bradycardia | 🧠 Clinical Rationale: Atropine increases heart rate by blocking vagal tone; it is used for symptomatic bradycardia. | ❌ Why Not Others? | B — Ventricular fibrillation: VF is the most common initial rhythm in adult cardiac arrest; defibrillation is the treatment. | C — Tachycardia: Tachycardia = 100 beats per minute | D — Hypertension: Chronic hypertension causes most spontaneous intracerebral bleeds. | ⚠️ Exam Trap: Read the exact question — the correct fact and its look-alike options are easy to interchange. | 💎 PNC Pearl: Atropine increases heart rate by blocking vagal tone; it is used for symptomatic bradycardia.</w:t>
       </w:r>
     </w:p>
     <w:p>
@@ -844,7 +844,7 @@
     </w:p>
     <w:p>
       <w:r>
-        <w:t>Solution: Chromosomes are DNA tightly wound around histone proteins, forming chromatin.</w:t>
+        <w:t>Solution: ✅ Correct Answer: A. DNA and histone proteins | 🧠 Clinical Rationale: Chromosomes are DNA tightly wound around histone proteins, forming chromatin. | ❌ Why Not Others? | B — RNA only: not the appropriate nursing action here | C — Lipids and sugars: not the appropriate nursing action here | D — Enzymes only: not the appropriate nursing action here | ⚠️ Exam Trap: Read the exact question — the correct fact and its look-alike options are easy to interchange. | 💎 PNC Pearl: DNA and histone proteins → Chromosomes are DNA tightly wound around histone proteins, forming chromatin</w:t>
       </w:r>
     </w:p>
     <w:p>
@@ -889,7 +889,7 @@
     </w:p>
     <w:p>
       <w:r>
-        <w:t>Solution: Isotonic crystalloids rapidly expand intravascular volume; blood products follow in haemorrhage.</w:t>
+        <w:t>Solution: ✅ Correct Answer: A. Warmed isotonic crystalloid (Ringer's lactate or normal saline) | 🧠 Clinical Rationale: Isotonic crystalloids rapidly expand intravascular volume; blood products follow in haemorrhage. | ❌ Why Not Others? | B — 5% dextrose: not the first | C — Colloid only: not the first | D — Hypertonic saline: not the first | ⚠️ Exam Trap: Read the exact question — the correct fact and its look-alike options are easy to interchange. | 💎 PNC Pearl: Warmed isotonic crystalloid (Ringer's lactate or normal saline) = the first</w:t>
       </w:r>
     </w:p>
     <w:p>
@@ -934,7 +934,7 @@
     </w:p>
     <w:p>
       <w:r>
-        <w:t>Solution: The anterior fontanelle closes between 12 and 18 months; the posterior by 2–3 months.</w:t>
+        <w:t>Solution: ✅ Correct Answer: A. 12–18 months | 🧠 Clinical Rationale: The anterior fontanelle closes between 12 and 18 months; the posterior by 2–3 months. | ❌ Why Not Others? | B — 2 months: not the appropriate nursing action here | C — 6 months: Exclusive breastfeeding for the first 6 months is WHO-recommended. | D — 3 years: Toddlers assert autonomy with feeding, toileting, and movement. | ⚠️ Exam Trap: Read the exact question — the correct fact and its look-alike options are easy to interchange. | 💎 PNC Pearl: 12–18 months → The anterior fontanelle closes between 12 and 18 months; the posterior by 2–3 months</w:t>
       </w:r>
     </w:p>
     <w:p>
@@ -979,7 +979,7 @@
     </w:p>
     <w:p>
       <w:r>
-        <w:t>Solution: Iodine deficiency causes goitre, hypothyroidism, and cretinism in children; iodized salt prevents it.</w:t>
+        <w:t>Solution: ✅ Correct Answer: A. Goitre and cretinism | 🧠 Clinical Rationale: Iodine deficiency causes goitre, hypothyroidism, and cretinism in children; iodized salt prevents it. | ❌ Why Not Others? | B — Rickets: Causes bowed legs and poor mineralization. | C — Scurvy: Bleeding gums, poor wound healing, and petechiae from defective collagen. | D — Pellagra: Is the 3-D disease from niacin deficiency. | ⚠️ Exam Trap: Read the exact question — the correct fact and its look-alike options are easy to interchange. | 💎 PNC Pearl: Iodine deficiency causes goitre, hypothyroidism, and cretinism in children; iodized salt prevents it.</w:t>
       </w:r>
     </w:p>
     <w:p>
@@ -1024,7 +1024,7 @@
     </w:p>
     <w:p>
       <w:r>
-        <w:t>Solution: Supervision, fencing pools, and emptying buckets prevent toddler drowning.</w:t>
+        <w:t>Solution: ✅ Correct Answer: A. Unsupervised access to water (buckets, ponds, pools) | 🧠 Clinical Rationale: Supervision, fencing pools, and emptying buckets prevent toddler drowning. | ❌ Why Not Others? | B — Cold water only: not the appropriate nursing action here | C — Cramps: Withdrawal is unpleasant but not usually fatal; manage with buprenorphine. | D — Swimming lessons: not the appropriate nursing action here | ⚠️ Exam Trap: Read the exact question — the correct fact and its look-alike options are easy to interchange. | 💎 PNC Pearl: Unsupervised access to water (buckets, ponds, pools) → Supervision, fencing pools, and emptying buckets prevent toddler drowning</w:t>
       </w:r>
     </w:p>
     <w:p>
@@ -1069,7 +1069,7 @@
     </w:p>
     <w:p>
       <w:r>
-        <w:t>Solution: Digoxin toxicity in children: bradycardia, vomiting, and arrhythmias; count the apical pulse first.</w:t>
+        <w:t>Solution: ✅ Correct Answer: A. Bradycardia, nausea, and vomiting (toxicity) | 🧠 Clinical Rationale: Digoxin toxicity in children: bradycardia, vomiting, and arrhythmias; count the apical pulse first. | ❌ Why Not Others? | B — Tachycardia: Tachycardia = 100 beats per minute | C — Diarrhoea: Cholinergic side effects (nausea, vomiting, bradycardia) are common with cholinesterase inhibitors. | D — Hypotension: Intradialytic hypotension from rapid fluid removal is the most common complication. | ⚠️ Exam Trap: Read the exact question — the correct fact and its look-alike options are easy to interchange. | 💎 PNC Pearl: Bradycardia, nausea, and vomiting (toxicity) → Digoxin toxicity in children: bradycardia, vomiting, and arrhythmias; count the apical pulse first</w:t>
       </w:r>
     </w:p>
     <w:p>
@@ -1114,7 +1114,7 @@
     </w:p>
     <w:p>
       <w:r>
-        <w:t>Solution: The nursing process follows the ADPIE sequence: Assessment, Diagnosis, Planning, Implementation, Evaluation.</w:t>
+        <w:t>Solution: ✅ Correct Answer: A. Assessment, Diagnosis, Planning, Implementation, Evaluation | 🧠 Clinical Rationale: The nursing process follows the ADPIE sequence: Assessment, Diagnosis, Planning, Implementation, Evaluation. | ❌ Why Not Others? | B — Diagnosis, Assessment, Planning, Evaluation, Implementation: not the appropriate nursing action here | C — Assessment, Planning, Diagnosis, Implementation, Evaluation: not the appropriate nursing action here | D — Planning, Assessment, Diagnosis, Evaluation, Implementation: not the appropriate nursing action here | ⚠️ Exam Trap: Don’t confuse "Assessment, Diagnosis, Planning, Implementation, Evaluation" with "Diagnosis, Assessment, Planning, Evaluation, Implementation" — they look alike and are easy to interchange. | 💎 PNC Pearl: Assessment, Diagnosis, Planning, Implementation, Evaluation → The nursing process follows the ADPIE sequence:</w:t>
       </w:r>
     </w:p>
     <w:p>
@@ -1159,7 +1159,7 @@
     </w:p>
     <w:p>
       <w:r>
-        <w:t>Solution: OCs may cause nausea and spotting; oestrogen raises VTE risk, especially in smokers.</w:t>
+        <w:t>Solution: ✅ Correct Answer: A. Nausea, breakthrough bleeding, and thromboembolism risk | 🧠 Clinical Rationale: OCs may cause nausea and spotting; oestrogen raises VTE risk, especially in smokers. | ❌ Why Not Others? | B — Infertility: With menstrual disturbances is typical; diagnosis needs endometrial sampling and PCR/MT. | C — Osteoporosis: Steroids cause bone loss, glucose intolerance, immunosuppression, and fluid retention; taper to avoid adren... | D — Diabetes: Epidemic-prone diseases are communicable (cholera, dengue, measles, JE); diabetes is an NCD. | ⚠️ Exam Trap: Read the exact question — the correct fact and its look-alike options are easy to interchange. | 💎 PNC Pearl: Nausea, breakthrough bleeding, and thromboembolism risk → OCs may cause nausea and spotting; oestrogen raises VTE risk, especially in smokers</w:t>
       </w:r>
     </w:p>
     <w:p>
@@ -1204,7 +1204,7 @@
     </w:p>
     <w:p>
       <w:r>
-        <w:t>Solution: PBL uses cases to drive self-directed learning.</w:t>
+        <w:t>Solution: ✅ Correct Answer: A. Learn by solving real clinical problems | 🧠 Clinical Rationale: PBL uses cases to drive self-directed learning. | ❌ Why Not Others? | B — Memorize lectures: not the appropriate nursing action here | C — Only observe: not the appropriate nursing action here | D — Avoid faculty: not the appropriate nursing action here | ⚠️ Exam Trap: Read the exact question — the correct fact and its look-alike options are easy to interchange. | 💎 PNC Pearl: Learn by solving real clinical problems → PBL uses cases to drive self-directed learning</w:t>
       </w:r>
     </w:p>
     <w:p>
@@ -1249,7 +1249,7 @@
     </w:p>
     <w:p>
       <w:r>
-        <w:t>Solution: Self-actualization (realizing one's potential) is the highest need.</w:t>
+        <w:t>Solution: ✅ Correct Answer: A. The top of the pyramid | 🧠 Clinical Rationale: Self-actualization (realizing one's potential) is the highest need. | ❌ Why Not Others? | B — The base: not the appropriate nursing action here | C — The middle: The drum sits between outer and middle ear. | D — Outside the pyramid: not the appropriate nursing action here | ⚠️ Exam Trap: Don’t confuse "The top of the pyramid" with "Outside the pyramid" — they look alike and are easy to interchange. | 💎 PNC Pearl: The top of the pyramid → Self-actualization (realizing one's potential) is the highest need</w:t>
       </w:r>
     </w:p>
     <w:p>
@@ -1294,7 +1294,7 @@
     </w:p>
     <w:p>
       <w:r>
-        <w:t>Solution: Face the client, reduce background noise, and speak clearly; do not shout.</w:t>
+        <w:t>Solution: ✅ Correct Answer: A. Facing the client and speaking clearly at a normal volume | 🧠 Clinical Rationale: Face the client, reduce background noise, and speak clearly; do not shout. | ❌ Why Not Others? | B — Shouting from behind: not the appropriate nursing action here | C — Speaking very fast: not the appropriate nursing action here | D — Covering the mouth: not the appropriate nursing action here | ⚠️ Exam Trap: Read the exact question — the correct fact and its look-alike options are easy to interchange. | 💎 PNC Pearl: Facing the client and speaking clearly at a normal volume → Face the client, reduce background noise, and speak clearly; do not shout</w:t>
       </w:r>
     </w:p>
     <w:p>
@@ -1339,7 +1339,7 @@
     </w:p>
     <w:p>
       <w:r>
-        <w:t>Solution: JE virus (Culex-borne) is the leading cause of viral encephalitis in India.</w:t>
+        <w:t>Solution: ✅ Correct Answer: A. Japanese encephalitis virus | 🧠 Clinical Rationale: JE virus (Culex-borne) is the leading cause of viral encephalitis in India. | ❌ Why Not Others? | B — Herpes simplex virus: HSV-1 causes sporadic encephalitis with temporal lobe predilection. | C — Rabies virus: not the appropriate nursing action here | D — Measles virus: not the appropriate nursing action here | ⚠️ Exam Trap: Read the exact question — the correct fact and its look-alike options are easy to interchange. | 💎 PNC Pearl: Japanese encephalitis virus → JE virus (Culex-borne) is the leading cause of viral encephalitis in India</w:t>
       </w:r>
     </w:p>
     <w:p>
@@ -1384,7 +1384,7 @@
     </w:p>
     <w:p>
       <w:r>
-        <w:t>Solution: Mean = average; median = middle; mode = most frequent.</w:t>
+        <w:t>Solution: ✅ Correct Answer: A. The sum of values divided by the number of values | 🧠 Clinical Rationale: Mean = average; median = middle; mode = most frequent. | ❌ Why Not Others? | B — The middle value: The median divides the ordered data into equal halves, robust to outliers. | C — The most frequent value: not the appropriate nursing action here | D — The range: Wide intervals reflect imprecision; narrow intervals precision. | ⚠️ Exam Trap: Read the exact question — the correct fact and its look-alike options are easy to interchange. | 💎 PNC Pearl: The sum of values divided by the number of values → Mean = average; median = middle; mode = most frequent</w:t>
       </w:r>
     </w:p>
     <w:p>
@@ -1429,7 +1429,7 @@
     </w:p>
     <w:p>
       <w:r>
-        <w:t>Solution: Wandering is managed with safety, supervision, and redirection; restraints worsen agitation.</w:t>
+        <w:t>Solution: ✅ Correct Answer: A. A safe environment, identification, and redirection | 🧠 Clinical Rationale: Wandering is managed with safety, supervision, and redirection; restraints worsen agitation. | ❌ Why Not Others? | B — Locking in a room: not the appropriate nursing action here | C — Sedation always: not the appropriate nursing action here | D — Restraint: not the appropriate nursing action here | ⚠️ Exam Trap: Read the exact question — the correct fact and its look-alike options are easy to interchange. | 💎 PNC Pearl: A safe environment, identification, and redirection → Wandering is managed with safety, supervision, and redirection; restraints worsen agitation</w:t>
       </w:r>
     </w:p>
     <w:p>
@@ -1474,7 +1474,7 @@
     </w:p>
     <w:p>
       <w:r>
-        <w:t>Solution: S. pneumoniae is the leading bacterial cause of childhood pneumonia; Hib also important.</w:t>
+        <w:t>Solution: ✅ Correct Answer: A. Streptococcus pneumoniae | 🧠 Clinical Rationale: S. pneumoniae is the leading bacterial cause of childhood pneumonia; Hib also important. | ❌ Why Not Others? | B — Klebsiella: Late-onset sepsis (after 72 hours) is often nosocomial; hand hygiene prevents it. | C — Pseudomonas: Gram-negative organisms dominate nosocomial pneumonia. | D — Staphylococcus aureus: Staphylococcal pustulosis, bullous impetigo, and omphalitis come from S. aureus. | ⚠️ Exam Trap: Read the exact question — the correct fact and its look-alike options are easy to interchange. | 💎 PNC Pearl: Streptococcus pneumoniae → S. pneumoniae is the leading bacterial cause of childhood pneumonia; Hib also important</w:t>
       </w:r>
     </w:p>
     <w:p>
@@ -1519,7 +1519,7 @@
     </w:p>
     <w:p>
       <w:r>
-        <w:t>Solution: NMS: fever, rigidity, autonomic instability, and elevated CK — a life-threatening emergency.</w:t>
+        <w:t>Solution: ✅ Correct Answer: A. Neuroleptic malignant syndrome | 🧠 Clinical Rationale: NMS: fever, rigidity, autonomic instability, and elevated CK — a life-threatening emergency. | ❌ Why Not Others? | B — Hyperglycaemia only: not the appropriate nursing action here | C — Weight gain only: not the appropriate nursing action here | D — Sedation only: not the appropriate nursing action here | ⚠️ Exam Trap: Read the exact question — the correct fact and its look-alike options are easy to interchange. | 💎 PNC Pearl: Neuroleptic malignant syndrome → NMS: fever, rigidity, autonomic instability, and elevated CK — a life-threatening emergency</w:t>
       </w:r>
     </w:p>
     <w:p>
@@ -1564,7 +1564,7 @@
     </w:p>
     <w:p>
       <w:r>
-        <w:t>Solution: Simple face masks run at 6–10 L/min to prevent CO2 rebreathing.</w:t>
+        <w:t>Solution: ✅ Correct Answer: A. 6–10 L/min | 🧠 Clinical Rationale: Simple face masks run at 6–10 L/min to prevent CO2 rebreathing. | ❌ Why Not Others? | B — 1–2 L/min: not the appropriate nursing action here | C — 15 L/min maximum only: not the appropriate nursing action here | D — 0.5–1 L/min: not the appropriate nursing action here | ⚠️ Exam Trap: Read the exact question — the correct fact and its look-alike options are easy to interchange. | 💎 PNC Pearl: 6–10 L/min → Simple face masks run at to prevent CO2 rebreathing</w:t>
       </w:r>
     </w:p>
     <w:p>
@@ -1609,7 +1609,7 @@
     </w:p>
     <w:p>
       <w:r>
-        <w:t>Solution: Beriberi: peripheral neuropathy and/or heart failure from thiamine deficiency.</w:t>
+        <w:t>Solution: ✅ Correct Answer: A. Beriberi | 🧠 Clinical Rationale: Beriberi: peripheral neuropathy and/or heart failure from thiamine deficiency. | ❌ Why Not Others? | B — Pellagra: Is the 3-D disease from niacin deficiency. | C — Scurvy: Bleeding gums, poor wound healing, and petechiae from defective collagen. | D — Pernicious anaemia: not the appropriate nursing action here | ⚠️ Exam Trap: Read the exact question — the correct fact and its look-alike options are easy to interchange. | 💎 PNC Pearl: Beriberi → peripheral neuropathy and/or heart failure from thiamine deficiency</w:t>
       </w:r>
     </w:p>
     <w:p>
@@ -1654,7 +1654,7 @@
     </w:p>
     <w:p>
       <w:r>
-        <w:t>Solution: Random selection gives every member an equal chance, improving generalizability.</w:t>
+        <w:t>Solution: ✅ Correct Answer: A. Reduces selection bias and increases representativeness | 🧠 Clinical Rationale: Random selection gives every member an equal chance, improving generalizability. | ❌ Why Not Others? | B — Saves all effort: not the appropriate nursing action here | C — Guarantees results: not the appropriate nursing action here | D — Avoids ethics review: not the appropriate nursing action here | ⚠️ Exam Trap: Read the exact question — the correct fact and its look-alike options are easy to interchange. | 💎 PNC Pearl: Reduces selection bias and increases representativeness → Random selection gives every member an equal chance, improving generalizability</w:t>
       </w:r>
     </w:p>
     <w:p>
@@ -1699,7 +1699,7 @@
     </w:p>
     <w:p>
       <w:r>
-        <w:t>Solution: Hydration flushes stones; straining catches them for analysis; analgesics relieve colic.</w:t>
+        <w:t>Solution: ✅ Correct Answer: A. Drink plenty of fluids and strain urine for stones | 🧠 Clinical Rationale: Hydration flushes stones; straining catches them for analysis; analgesics relieve colic. | ❌ Why Not Others? | B — Restrict fluids: Fluid restriction corrects hyponatraemia. | C — Avoid all movement: not the appropriate nursing action here | D — Take hot baths only: not the appropriate nursing action here | ⚠️ Exam Trap: Read the exact question — the correct fact and its look-alike options are easy to interchange. | 💎 PNC Pearl: Drink plenty of fluids and strain urine for stones → Hydration flushes stones; straining catches them for analysis; analgesics relieve colic</w:t>
       </w:r>
     </w:p>
     <w:p>
@@ -1744,7 +1744,7 @@
     </w:p>
     <w:p>
       <w:r>
-        <w:t>Solution: The family is the unit of service in family health nursing.</w:t>
+        <w:t>Solution: ✅ Correct Answer: A. Treating the family as the unit of care | 🧠 Clinical Rationale: The family is the unit of service in family health nursing. | ❌ Why Not Others? | B — Treating only the sick individual: not the correct first action | C — Focusing on income: not the correct first action | D — Hospital care: PM-JAY covers cashless hospitalization in empanelled hospitals. — not the correct first action | ⚠️ Exam Trap: Read the exact question — the correct fact and its look-alike options are easy to interchange. | 💎 PNC Pearl: Treating the family as the unit of care → The family is the unit of service in family health nursing</w:t>
       </w:r>
     </w:p>
     <w:p>
@@ -1789,7 +1789,7 @@
     </w:p>
     <w:p>
       <w:r>
-        <w:t>Solution: Benzodiazepines prevent seizures and manage withdrawal; vitamins (thiamine) prevent Wernicke-Korsakoff syndrome.</w:t>
+        <w:t>Solution: ✅ Correct Answer: A. Benzodiazepines (lorazepam/diazepam) | 🧠 Clinical Rationale: Benzodiazepines prevent seizures and manage withdrawal; vitamins (thiamine) prevent Wernicke-Korsakoff syndrome. | ❌ Why Not Others? | B — Naltrexone: Pharmacotherapy plus psychosocial therapy improves abstinence. — not the first | C — Disulfiram: Pharmacotherapy plus psychosocial therapy improves abstinence. — not the first | D — Antipsychotics: Metabolic monitoring and lifestyle counselling are essential. — not the first | ⚠️ Exam Trap: Read the exact question — the correct fact and its look-alike options are easy to interchange. | 💎 PNC Pearl: Benzodiazepines (lorazepam/diazepam) = the first</w:t>
       </w:r>
     </w:p>
     <w:p>
@@ -1834,7 +1834,7 @@
     </w:p>
     <w:p>
       <w:r>
-        <w:t>Solution: Disulfiram inhibits acetaldehyde dehydrogenase, producing flushing, vomiting, and palpitations with alcohol.</w:t>
+        <w:t>Solution: ✅ Correct Answer: A. Causing a severe reaction if alcohol is consumed | 🧠 Clinical Rationale: Disulfiram inhibits acetaldehyde dehydrogenase, producing flushing, vomiting, and palpitations with alcohol. | ❌ Why Not Others? | B — Blocking opioid receptors: not the appropriate nursing action here | C — Reducing cravings: not the appropriate nursing action here | D — Replacing alcohol: not the appropriate nursing action here | ⚠️ Exam Trap: Read the exact question — the correct fact and its look-alike options are easy to interchange. | 💎 PNC Pearl: Causing a severe reaction if alcohol is consumed → Disulfiram inhibits acetaldehyde dehydrogenase, producing flushing, vomiting, and palpitations with alcohol</w:t>
       </w:r>
     </w:p>
     <w:p>
@@ -1879,7 +1879,7 @@
     </w:p>
     <w:p>
       <w:r>
-        <w:t>Solution: Ascites management: low sodium, diuretics (spironolactone), daily weight, semi-recumbent position for comfort and breathing.</w:t>
+        <w:t>Solution: ✅ Correct Answer: A. Elevated head of bed, sodium restriction, and daily weight monitoring | 🧠 Clinical Rationale: Ascites management: low sodium, diuretics (spironolactone), daily weight, semi-recumbent position for comfort and breathing. | ❌ Why Not Others? | B — Flat bed with no monitoring: not the appropriate nursing action here | C — High sodium diet: not the appropriate nursing action here | D — Restricted fluid only: not the appropriate nursing action here | ⚠️ Exam Trap: Don’t confuse "Elevated head of bed, sodium restriction, and daily weight monitoring" with "Flat bed with no monitoring" — they look alike and are easy to interchange. | 💎 PNC Pearl: Elevated head of bed, sodium restriction, and daily weight monitoring → Ascites management: low sodium, diuretics (spironolactone), daily weight, semi-recumbent position for comfort and breathing</w:t>
       </w:r>
     </w:p>
     <w:p>
@@ -1924,7 +1924,7 @@
     </w:p>
     <w:p>
       <w:r>
-        <w:t>Solution: PTSD: re-experiencing, avoidance, hyperarousal, and negative mood after trauma — not euphoria.</w:t>
+        <w:t>Solution: ✅ Correct Answer: A. Euphoria and increased appetite | 🧠 Clinical Rationale: PTSD: re-experiencing, avoidance, hyperarousal, and negative mood after trauma — not euphoria. | ❌ Why Not Others? | B — Intrusive memories: a true statement, but the question asks EXCEPT | C — Avoidance: a true statement, but the question asks EXCEPT | D — Hypervigilance: a true statement, but the question asks EXCEPT | ⚠️ Exam Trap: EXCEPT question — the odd one out is the answer, not the true statements. | 💎 PNC Pearl: In EXCEPT questions, the odd one out is the answer.</w:t>
       </w:r>
     </w:p>
     <w:p>
@@ -1969,7 +1969,7 @@
     </w:p>
     <w:p>
       <w:r>
-        <w:t>Solution: Oxygen toxicity from prolonged high FiO2 is managed by reducing FiO2 to the minimum that keeps SpO2 in target range.</w:t>
+        <w:t>Solution: ✅ Correct Answer: A. Reduce the FiO2 to the lowest level that maintains adequate oxygenation | 🧠 Clinical Rationale: Oxygen toxicity from prolonged high FiO2 is managed by reducing FiO2 to the minimum that keeps SpO2 in target range. | ❌ Why Not Others? | B — Stop oxygen completely: not the first intervention | C — Increase the flow rate: not the first intervention | D — Add humidification only: not the first intervention | ⚠️ Exam Trap: Read the exact question — the correct fact and its look-alike options are easy to interchange. | 💎 PNC Pearl: Reduce the FiO2 to the lowest level that maintains adequate oxygenation = the first intervention</w:t>
       </w:r>
     </w:p>
     <w:p>
@@ -2014,7 +2014,7 @@
     </w:p>
     <w:p>
       <w:r>
-        <w:t>Solution: Cholinesterase inhibitors boost acetylcholine; memantine is used in moderate-severe disease.</w:t>
+        <w:t>Solution: ✅ Correct Answer: A. Cholinesterase inhibitors (donepezil, rivastigmine) | 🧠 Clinical Rationale: Cholinesterase inhibitors boost acetylcholine; memantine is used in moderate-severe disease. | ❌ Why Not Others? | B — Antipsychotics: Metabolic monitoring and lifestyle counselling are essential. | C — Benzodiazepines: Prevent seizures and manage withdrawal; vitamins (thiamine) prevent Wernicke-Korsakoff syndrome. | D — Stimulants: not the appropriate nursing action here | ⚠️ Exam Trap: Read the exact question — the correct fact and its look-alike options are easy to interchange. | 💎 PNC Pearl: Cholinesterase inhibitors (donepezil, rivastigmine) → Cholinesterase inhibitors boost acetylcholine; memantine is used in moderate-severe disease</w:t>
       </w:r>
     </w:p>
     <w:p>
@@ -2059,7 +2059,7 @@
     </w:p>
     <w:p>
       <w:r>
-        <w:t>Solution: Postpartum psychosis is a psychiatric emergency (delusions, confusion, risk of harm), strongly linked to bipolar disorder.</w:t>
+        <w:t>Solution: ✅ Correct Answer: A. Bipolar disorder and severe mood symptoms | 🧠 Clinical Rationale: Postpartum psychosis is a psychiatric emergency (delusions, confusion, risk of harm), strongly linked to bipolar disorder. | ❌ Why Not Others? | B — Normal hormonal changes: not the appropriate nursing action here | C — Tiredness: not the appropriate nursing action here | D — Breastfeeding: Continue feeding to prevent malnutrition; give ORS for fluids. | ⚠️ Exam Trap: Read the exact question — the correct fact and its look-alike options are easy to interchange. | 💎 PNC Pearl: Bipolar disorder and severe mood symptoms → Postpartum psychosis is a psychiatric emergency (delusions, confusion, risk of harm), strongly linked to bipolar disorder</w:t>
       </w:r>
     </w:p>
     <w:p>
@@ -2104,7 +2104,7 @@
     </w:p>
     <w:p>
       <w:r>
-        <w:t>Solution: The four basic tissue types are epithelial, connective, muscle, and nervous tissue.</w:t>
+        <w:t>Solution: ✅ Correct Answer: A. Epithelial, connective, muscle, nervous | 🧠 Clinical Rationale: The four basic tissue types are epithelial, connective, muscle, and nervous tissue. | ❌ Why Not Others? | B — Skeletal, cardiac, smooth, nervous: not the appropriate nursing action here | C — Blood, bone, cartilage, fat: not the appropriate nursing action here | D — Skin, muscle, nerve, bone: not the appropriate nursing action here | ⚠️ Exam Trap: Read the exact question — the correct fact and its look-alike options are easy to interchange. | 💎 PNC Pearl: Epithelial, connective, muscle, nervous → The four basic tissue types are epithelial, connective, muscle, and nervous tissue</w:t>
       </w:r>
     </w:p>
     <w:p>
@@ -2149,7 +2149,7 @@
     </w:p>
     <w:p>
       <w:r>
-        <w:t>Solution: S. aureus enterotoxin and Salmonella are common causes of food poisoning; onset is rapid.</w:t>
+        <w:t>Solution: ✅ Correct Answer: A. Staphylococcus aureus (enterotoxin) | 🧠 Clinical Rationale: S. aureus enterotoxin and Salmonella are common causes of food poisoning; onset is rapid. | ❌ Why Not Others? | B — Clostridium tetani: C. tetani spores enter wounds and produce tetanospasmin. | C — Mycobacterium: M. leprae affects skin and nerves; MDT cures it. | D — Plasmodium: Malaria is caused by Plasmodium species (falciparum, vivax, malariae, ovale). | ⚠️ Exam Trap: Read the exact question — the correct fact and its look-alike options are easy to interchange. | 💎 PNC Pearl: Staphylococcus aureus (enterotoxin) → S. aureus enterotoxin and Salmonella are common causes of food poisoning; onset is rapid</w:t>
       </w:r>
     </w:p>
     <w:p>
@@ -2194,7 +2194,7 @@
     </w:p>
     <w:p>
       <w:r>
-        <w:t>Solution: MUAC &lt;11.5 cm diagnoses SAM; 11.5–12.5 cm is moderate acute malnutrition.</w:t>
+        <w:t>Solution: ✅ Correct Answer: A. Less than 11.5 cm | 🧠 Clinical Rationale: MUAC &lt;11.5 cm diagnoses SAM; 11.5–12.5 cm is moderate acute malnutrition. | ❌ Why Not Others? | B — Less than 20 cm: not the appropriate nursing action here | C — Less than 15 cm: not the appropriate nursing action here | D — More than 13 cm: not the appropriate nursing action here | ⚠️ Exam Trap: Don’t confuse "Less than 11.5 cm" with "Less than 20 cm" — they look alike and are easy to interchange. | 💎 PNC Pearl: Less than 11.5 cm → MUAC &lt;11.5 cm diagnoses SAM; 11.5–12.5 cm is moderate acute malnutrition</w:t>
       </w:r>
     </w:p>
     <w:p>
@@ -2239,7 +2239,7 @@
     </w:p>
     <w:p>
       <w:r>
-        <w:t>Solution: Physiological jaundice from immature liver enzymes appears after 24 hours and resolves by day 7–10.</w:t>
+        <w:t>Solution: ✅ Correct Answer: A. Physiological jaundice | 🧠 Clinical Rationale: Physiological jaundice from immature liver enzymes appears after 24 hours and resolves by day 7–10. | ❌ Why Not Others? | B — ABO incompatibility: Verify blood and patient identity to prevent ABO mismatch. — not the first week | C — Biliary atresia: Causes persistent conjugated jaundice with pale stools; early Kasai surgery is vital. — not the first week | D — Hepatitis: HBIG plus vaccine protects after HBV exposure. — not the first week | ⚠️ Exam Trap: Read the exact question — the correct fact and its look-alike options are easy to interchange. | 💎 PNC Pearl: Physiological jaundice = the first week</w:t>
       </w:r>
     </w:p>
     <w:p>
@@ -2284,7 +2284,7 @@
     </w:p>
     <w:p>
       <w:r>
-        <w:t>Solution: Uterovaginal prolapse is staged by descent relative to the hymen; treatment may be pessary or surgery.</w:t>
+        <w:t>Solution: ✅ Correct Answer: A. The degree of descent of the uterus/ cervix towards or beyond the introitus | 🧠 Clinical Rationale: Uterovaginal prolapse is staged by descent relative to the hymen; treatment may be pessary or surgery. | ❌ Why Not Others? | B — Pain intensity: not the appropriate nursing action here | C — Menstrual volume: not the appropriate nursing action here | D — Bladder capacity: not the appropriate nursing action here | ⚠️ Exam Trap: Read the exact question — the correct fact and its look-alike options are easy to interchange. | 💎 PNC Pearl: The degree of descent of the uterus/ cervix towards or beyond the introitus → Uterovaginal prolapse is staged by descent relative to the hymen; treatment may be pessary or surgery</w:t>
       </w:r>
     </w:p>
     <w:p>
@@ -2329,7 +2329,7 @@
     </w:p>
     <w:p>
       <w:r>
-        <w:t>Solution: Cell lysis releases potassium; monitor and treat hyperkalaemia.</w:t>
+        <w:t>Solution: ✅ Correct Answer: A. Hyperkalaemia (from cell destruction) | 🧠 Clinical Rationale: Cell lysis releases potassium; monitor and treat hyperkalaemia. | ❌ Why Not Others? | B — Hypokalaemia: Loop diuretics deplete potassium. — not the first 24 hours | C — Hypocalcaemia: Causes carpopedal spasm and seizures; treat with calcium. — not the first 24 hours | D — Hyponatraemia: Adrenal insufficiency causes pigmentation, low BP, and electrolyte disturbance. — not the first 24 hours | ⚠️ Exam Trap: Read the exact question — the correct fact and its look-alike options are easy to interchange. | 💎 PNC Pearl: Hyperkalaemia (from cell destruction) = the first 24 hours</w:t>
       </w:r>
     </w:p>
     <w:p>
@@ -2374,7 +2374,7 @@
     </w:p>
     <w:p>
       <w:r>
-        <w:t>Solution: Drops are placed in the lower conjunctival sac to avoid corneal damage and to allow even distribution.</w:t>
+        <w:t>Solution: ✅ Correct Answer: A. Lower conjunctival sac | 🧠 Clinical Rationale: Drops are placed in the lower conjunctival sac to avoid corneal damage and to allow even distribution. | ❌ Why Not Others? | B — Cornea directly: not the appropriate nursing action here | C — Inner canthus: Cleaning inward-to-outward prevents cross-contamination. | D — Upper lid margin: not the appropriate nursing action here | ⚠️ Exam Trap: Read the exact question — the correct fact and its look-alike options are easy to interchange. | 💎 PNC Pearl: Lower conjunctival sac → Drops are placed in to avoid corneal damage and to allow even distribution</w:t>
       </w:r>
     </w:p>
     <w:p>
@@ -2419,7 +2419,7 @@
     </w:p>
     <w:p>
       <w:r>
-        <w:t>Solution: Microbiology studies bacteria, viruses, fungi, and parasites.</w:t>
+        <w:t>Solution: ✅ Correct Answer: A. Microbiology | 🧠 Clinical Rationale: Microbiology studies bacteria, viruses, fungi, and parasites. | ❌ Why Not Others? | B — Anatomy: not the appropriate nursing action here | C — Pathology: FTD presents with early behaviour and language changes rather than memory loss. | D — Pharmacology: not the appropriate nursing action here | ⚠️ Exam Trap: Read the exact question — the correct fact and its look-alike options are easy to interchange. | 💎 PNC Pearl: Microbiology → studies bacteria, viruses, fungi, and parasites</w:t>
       </w:r>
     </w:p>
     <w:p>
@@ -2464,7 +2464,7 @@
     </w:p>
     <w:p>
       <w:r>
-        <w:t>Solution: Animal proteins (egg, milk) are complete; most plant proteins are incomplete and need combining.</w:t>
+        <w:t>Solution: ✅ Correct Answer: A. Complete (high biological value) protein | 🧠 Clinical Rationale: Animal proteins (egg, milk) are complete; most plant proteins are incomplete and need combining. | ❌ Why Not Others? | B — Incomplete protein: not the appropriate nursing action here | C — Denatured protein: not the appropriate nursing action here | D — Simple protein: not the appropriate nursing action here | ⚠️ Exam Trap: Read the exact question — the correct fact and its look-alike options are easy to interchange. | 💎 PNC Pearl: Complete (high biological value) protein → Animal proteins (egg, milk) are complete; most plant proteins are incomplete and need combining</w:t>
       </w:r>
     </w:p>
     <w:p>
@@ -2509,7 +2509,7 @@
     </w:p>
     <w:p>
       <w:r>
-        <w:t>Solution: People deliver care; all other resources support them.</w:t>
+        <w:t>Solution: ✅ Correct Answer: A. Human resources (staff) | 🧠 Clinical Rationale: People deliver care; all other resources support them. | ❌ Why Not Others? | B — Buildings: not the correct first action | C — Equipment: Cytotoxic drugs are hazardous to handlers. — not the correct first action | D — Vehicles: not the correct first action | ⚠️ Exam Trap: Read the exact question — the correct fact and its look-alike options are easy to interchange. | 💎 PNC Pearl: Human resources (staff) → People deliver care; all other resources support them</w:t>
       </w:r>
     </w:p>
     <w:p>
@@ -2554,7 +2554,7 @@
     </w:p>
     <w:p>
       <w:r>
-        <w:t>Solution: Interventions must follow assessment and diagnosis; acting without data violates the nursing process.</w:t>
+        <w:t>Solution: ✅ Correct Answer: A. Begins interventions before collecting client data | 🧠 Clinical Rationale: Interventions must follow assessment and diagnosis; acting without data violates the nursing process. | ❌ Why Not Others? | B — Evaluates the care plan daily: not the first step | C — Documents after every intervention: not the first step | D — Involves the family in planning: not the first step | ⚠️ Exam Trap: Read the exact question — the correct fact and its look-alike options are easy to interchange. | 💎 PNC Pearl: Begins interventions before collecting client data = the first step</w:t>
       </w:r>
     </w:p>
     <w:p>
@@ -2599,7 +2599,7 @@
     </w:p>
     <w:p>
       <w:r>
-        <w:t>Solution: The sarcomere, between two Z-lines, is the basic contractile unit of striated muscle.</w:t>
+        <w:t>Solution: ✅ Correct Answer: A. Sarcomere | 🧠 Clinical Rationale: The sarcomere, between two Z-lines, is the basic contractile unit of striated muscle. | ❌ Why Not Others? | B — Myofibril: not the unit of skeletal muscle | C — Motor unit: not the unit of skeletal muscle | D — Fascicle: not the unit of skeletal muscle | ⚠️ Exam Trap: Match each unit to its exact quantity — units of related quantities are the classic trap. | 💎 PNC Pearl: Sarcomere = unit of skeletal muscle</w:t>
       </w:r>
     </w:p>
     <w:p>
@@ -2644,7 +2644,7 @@
     </w:p>
     <w:p>
       <w:r>
-        <w:t>Solution: Gram-negative organisms and GBS dominate early-onset sepsis; risk factors include prematurity and PROM.</w:t>
+        <w:t>Solution: ✅ Correct Answer: A. Gram-negative bacteria (Klebsiella, E. coli) and group B streptococcus | 🧠 Clinical Rationale: Gram-negative organisms and GBS dominate early-onset sepsis; risk factors include prematurity and PROM. | ❌ Why Not Others? | B — Fungi: not the appropriate nursing action here | C — Viruses: Are obligate intracellular parasites composed of nucleic acid and protein coat. | D — Protozoa: Visceral leishmaniasis is a protozoal infection via sandflies. | ⚠️ Exam Trap: Read the exact question — the correct fact and its look-alike options are easy to interchange. | 💎 PNC Pearl: Gram-negative bacteria (Klebsiella, E. coli) and group B streptococcus → Gram-negative organisms and GBS dominate early-onset sepsis; risk factors include prematurity and PROM</w:t>
       </w:r>
     </w:p>
     <w:p>
@@ -2689,7 +2689,7 @@
     </w:p>
     <w:p>
       <w:r>
-        <w:t>Solution: Hyperkalaemia alters cardiac conduction causing peaked T waves, wide QRS, and ventricular fibrillation.</w:t>
+        <w:t>Solution: ✅ Correct Answer: A. Cardiac arrest (peaked T waves, wide QRS) | 🧠 Clinical Rationale: Hyperkalaemia alters cardiac conduction causing peaked T waves, wide QRS, and ventricular fibrillation. | ❌ Why Not Others? | B — Seizures: Simple febrile seizures are the commonest cause; assess for meningitis. | C — Muscle wasting: not the appropriate nursing action here | D — Polyuria: Polyuria = 2,500 ml per day | ⚠️ Exam Trap: Read the exact question — the correct fact and its look-alike options are easy to interchange. | 💎 PNC Pearl: Cardiac arrest (peaked T waves, wide QRS) → Hyperkalaemia alters cardiac conduction causing peaked T waves, wide QRS, and ventricular fibrillation</w:t>
       </w:r>
     </w:p>
     <w:p>
@@ -2734,7 +2734,7 @@
     </w:p>
     <w:p>
       <w:r>
-        <w:t>Solution: Immediate rescue, first aid, and triage (e.g., START) save the most lives.</w:t>
+        <w:t>Solution: ✅ Correct Answer: A. Rescue and triage of the injured | 🧠 Clinical Rationale: Immediate rescue, first aid, and triage (e.g., START) save the most lives. | ❌ Why Not Others? | B — Documentation: Frequent checks (q15 min) and reassessment prevent physical and psychological harm. — not the first priority | C — Media briefing: not the first priority | D — Cleanup: not the first priority | ⚠️ Exam Trap: In priority questions, choose the immediate life-saving nursing action before notification, investigation, or documentation. | 🩺 Clinical Thinking: Recognize → Stabilize → Reassess → Escalate | 💎 PNC Pearl: Rescue and triage of the injured = the first priority</w:t>
       </w:r>
     </w:p>
     <w:p>
@@ -2779,7 +2779,7 @@
     </w:p>
     <w:p>
       <w:r>
-        <w:t>Solution: The right ventricle sends deoxygenated blood through the pulmonary trunk to the lungs.</w:t>
+        <w:t>Solution: ✅ Correct Answer: A. Lungs via the pulmonary artery | 🧠 Clinical Rationale: The right ventricle sends deoxygenated blood through the pulmonary trunk to the lungs. | ❌ Why Not Others? | B — Whole body via the aorta: not the appropriate nursing action here | C — Brain only: not the appropriate nursing action here | D — Liver: Vitamin K-dependent factors are synthesised in the liver. | ⚠️ Exam Trap: Read the exact question — the correct fact and its look-alike options are easy to interchange. | 💎 PNC Pearl: Lungs via the pulmonary artery → The right ventricle sends deoxygenated blood through the pulmonary trunk to the lungs</w:t>
       </w:r>
     </w:p>
     <w:p>
@@ -2824,7 +2824,7 @@
     </w:p>
     <w:p>
       <w:r>
-        <w:t>Solution: Chemotherapy alopecia is reversible; hair typically regrows after treatment ends.</w:t>
+        <w:t>Solution: ✅ Correct Answer: A. Temporary and hair regrows after treatment | 🧠 Clinical Rationale: Chemotherapy alopecia is reversible; hair typically regrows after treatment ends. | ❌ Why Not Others? | B — Permanent in all cases: not the appropriate nursing action here | C — A sign of cure: not the appropriate nursing action here | D — Preventable by washing: not the appropriate nursing action here | ⚠️ Exam Trap: Read the exact question — the correct fact and its look-alike options are easy to interchange. | 💎 PNC Pearl: Temporary and hair regrows after treatment → Chemotherapy alopecia is reversible; hair typically regrows after treatment ends</w:t>
       </w:r>
     </w:p>
     <w:p>
@@ -2869,7 +2869,7 @@
     </w:p>
     <w:p>
       <w:r>
-        <w:t>Solution: PPH is the leading direct cause of maternal death in India.</w:t>
+        <w:t>Solution: ✅ Correct Answer: A. Postpartum haemorrhage | 🧠 Clinical Rationale: PPH is the leading direct cause of maternal death in India. | ❌ Why Not Others? | B — Anaemia: Affects more than half of pregnant women in India. | C — Malaria: Remains the most widespread vector-borne disease. | D — Caesarean complications: not the appropriate nursing action here | ⚠️ Exam Trap: Read the exact question — the correct fact and its look-alike options are easy to interchange. | 💎 PNC Pearl: Postpartum haemorrhage → PPH is the leading direct cause of maternal death in India</w:t>
       </w:r>
     </w:p>
     <w:p>
@@ -2914,7 +2914,7 @@
     </w:p>
     <w:p>
       <w:r>
-        <w:t>Solution: Salbutamol relaxes bronchial smooth muscle via beta-2 agonism; it is a rescue bronchodilator.</w:t>
+        <w:t>Solution: ✅ Correct Answer: A. Beta-2 receptor stimulation causing bronchodilation | 🧠 Clinical Rationale: Salbutamol relaxes bronchial smooth muscle via beta-2 agonism; it is a rescue bronchodilator. | ❌ Why Not Others? | B — Blocking beta-2 receptors: not the appropriate nursing action here | C — Anticholinergic action: not the appropriate nursing action here | D — Stabilizing mast cells: not the appropriate nursing action here | ⚠️ Exam Trap: Read the exact question — the correct fact and its look-alike options are easy to interchange. | 💎 PNC Pearl: Beta-2 receptor stimulation causing bronchodilation → Salbutamol relaxes bronchial smooth muscle via beta-2 agonism; it is a rescue bronchodilator</w:t>
       </w:r>
     </w:p>
     <w:p>
@@ -2959,7 +2959,7 @@
     </w:p>
     <w:p>
       <w:r>
-        <w:t>Solution: PGE1 maintains ductal patency for critical lesions (e.g., TGA, severe coarctation).</w:t>
+        <w:t>Solution: ✅ Correct Answer: A. Keep the ductus arteriosus open until surgery | 🧠 Clinical Rationale: PGE1 maintains ductal patency for critical lesions (e.g., TGA, severe coarctation). | ❌ Why Not Others? | B — Close the ductus: not the appropriate nursing action here | C — Reduce pulmonary pressure: not the appropriate nursing action here | D — Prevent infection: not the appropriate nursing action here | ⚠️ Exam Trap: Don’t confuse "Keep the ductus arteriosus open until surgery" with "Close the ductus" — they look alike and are easy to interchange. | 💎 PNC Pearl: Keep the ductus arteriosus open until surgery → PGE1 maintains ductal patency for critical lesions (e.g., TGA, severe coarctation)</w:t>
       </w:r>
     </w:p>
     <w:p>
@@ -3004,7 +3004,7 @@
     </w:p>
     <w:p>
       <w:r>
-        <w:t>Solution: Epidemiology examines patterns, causes, and control of disease in populations.</w:t>
+        <w:t>Solution: ✅ Correct Answer: A. The distribution and determinants of health-related states in populations | 🧠 Clinical Rationale: Epidemiology examines patterns, causes, and control of disease in populations. | ❌ Why Not Others? | B — Individual disease management: not the appropriate nursing action here | C — Surgical outcomes: not the appropriate nursing action here | D — Hospital administration: not the appropriate nursing action here | ⚠️ Exam Trap: Read the exact question — the correct fact and its look-alike options are easy to interchange. | 💎 PNC Pearl: The distribution and determinants of health-related states in populations → Epidemiology examines patterns, causes, and control of disease in populations</w:t>
       </w:r>
     </w:p>
     <w:p>
@@ -3049,7 +3049,7 @@
     </w:p>
     <w:p>
       <w:r>
-        <w:t>Solution: Dihydropyridine CCBs cause ankle oedema from arteriolar dilation; verapamil/diltiazem cause bradycardia.</w:t>
+        <w:t>Solution: ✅ Correct Answer: A. Peripheral (ankle) oedema | 🧠 Clinical Rationale: Dihydropyridine CCBs cause ankle oedema from arteriolar dilation; verapamil/diltiazem cause bradycardia. | ❌ Why Not Others? | B — Bradycardia only: not the appropriate nursing action here | C — Cough: Daily mucopurulent cough and repeated infections characterise bronchiectasis. | D — Hyperkalaemia: Spironolactone raises potassium; avoid with ACE inhibitors and potassium supplements. | ⚠️ Exam Trap: Read the exact question — the correct fact and its look-alike options are easy to interchange. | 💎 PNC Pearl: Peripheral (ankle) oedema → Dihydropyridine CCBs cause ankle oedema from arteriolar dilation; verapamil/diltiazem cause bradycardia</w:t>
       </w:r>
     </w:p>
     <w:p>
@@ -3094,7 +3094,7 @@
     </w:p>
     <w:p>
       <w:r>
-        <w:t>Solution: Exogenous surfactant (given endotracheally) plus respiratory support treats RDS.</w:t>
+        <w:t>Solution: ✅ Correct Answer: A. Surfactant replacement therapy | 🧠 Clinical Rationale: Exogenous surfactant (given endotracheally) plus respiratory support treats RDS. | ❌ Why Not Others? | B — Antibiotics: Compliance matters; missed pills and enzyme-inducing drugs reduce OC efficacy. Condoms prevent STIs. | C — Blood transfusion: Comprehensive EmOC = BEmOC + surgery and blood transfusion. | D — Steroids to the baby: not the appropriate nursing action here | ⚠️ Exam Trap: Read the exact question — the correct fact and its look-alike options are easy to interchange. | 💎 PNC Pearl: Surfactant replacement therapy → Exogenous surfactant (given endotracheally) plus respiratory support treats RDS</w:t>
       </w:r>
     </w:p>
     <w:p>
@@ -3139,7 +3139,7 @@
     </w:p>
     <w:p>
       <w:r>
-        <w:t>Solution: Parsons described the sick role as exemption from duties with an obligation to seek recovery.</w:t>
+        <w:t>Solution: ✅ Correct Answer: A. Talcott Parsons | 🧠 Clinical Rationale: Parsons described the sick role as exemption from duties with an obligation to seek recovery. | ❌ Why Not Others? | B — Emile Durkheim: not the appropriate nursing action here | C — Max Weber: not the appropriate nursing action here | D — Karl Marx: not the appropriate nursing action here | ⚠️ Exam Trap: Read the exact question — the correct fact and its look-alike options are easy to interchange. | 💎 PNC Pearl: Talcott Parsons → Parsons described the sick role as exemption from duties with an obligation to seek recovery</w:t>
       </w:r>
     </w:p>
     <w:p>
@@ -3184,7 +3184,7 @@
     </w:p>
     <w:p>
       <w:r>
-        <w:t>Solution: The choroid plexuses of the ventricles produce CSF, which cushions the brain.</w:t>
+        <w:t>Solution: ✅ Correct Answer: A. Choroid plexus | 🧠 Clinical Rationale: The choroid plexuses of the ventricles produce CSF, which cushions the brain. | ❌ Why Not Others? | B — Arachnoid granulation: not the appropriate nursing action here | C — Corpus callosum: The corpus callosum is the main interhemispheric bridge. | D — Basal ganglia: not the appropriate nursing action here | ⚠️ Exam Trap: Read the exact question — the correct fact and its look-alike options are easy to interchange. | 💎 PNC Pearl: Choroid plexus → choroid plexuses of the ventricles produce CSF, which cushions the brain</w:t>
       </w:r>
     </w:p>
     <w:p>
@@ -3229,7 +3229,7 @@
     </w:p>
     <w:p>
       <w:r>
-        <w:t>Solution: Cisplatin is nephrotoxic; vigorous hydration and mannitol reduce renal injury.</w:t>
+        <w:t>Solution: ✅ Correct Answer: A. Acute kidney injury (ensure pre-hydration) | 🧠 Clinical Rationale: Cisplatin is nephrotoxic; vigorous hydration and mannitol reduce renal injury. | ❌ Why Not Others? | B — Hypoglycaemia: Insulin secretagogues cause hypoglycaemia, especially with missed meals or renal impairment. | C — Bradycardia: Bradycardia = 60 beats per minute | D — Constipation: Opioids slow GI motility; prophylactic stool softeners and fluids are routine. | ⚠️ Exam Trap: Read the exact question — the correct fact and its look-alike options are easy to interchange. | 💎 PNC Pearl: Acute kidney injury (ensure pre-hydration) → Cisplatin is nephrotoxic; vigorous hydration and mannitol reduce renal injury</w:t>
       </w:r>
     </w:p>
     <w:p>
@@ -3274,7 +3274,7 @@
     </w:p>
     <w:p>
       <w:r>
-        <w:t>Solution: Massive haemorrhage from the placental site threatens maternal life.</w:t>
+        <w:t>Solution: ✅ Correct Answer: A. Haemorrhagic shock | 🧠 Clinical Rationale: Massive haemorrhage from the placental site threatens maternal life. | ❌ Why Not Others? | B — Polyhydramnios: not the appropriate nursing action here | C — Post-term pregnancy: Reduced amniotic fluid occurs with foetal renal anomalies, placental insufficiency, and post-maturity. | D — Hyperemesis: Early bleeding and severe vomiting prompt referral; ultrasound and supportive care help. | ⚠️ Exam Trap: Read the exact question — the correct fact and its look-alike options are easy to interchange. | 💎 PNC Pearl: Haemorrhagic shock → Massive haemorrhage from the placental site threatens maternal life</w:t>
       </w:r>
     </w:p>
     <w:p>
@@ -3319,7 +3319,7 @@
     </w:p>
     <w:p>
       <w:r>
-        <w:t>Solution: Rh incompatibility causes severe haemolytic disease; exchange transfusion removes antibodies and bilirubin.</w:t>
+        <w:t>Solution: ✅ Correct Answer: A. Rh isoimmunization | 🧠 Clinical Rationale: Rh incompatibility causes severe haemolytic disease; exchange transfusion removes antibodies and bilirubin. | ❌ Why Not Others? | B — Physiological jaundice: From immature liver enzymes appears after 24 hours and resolves by day 7–10. | C — Breastfeeding only: not the appropriate nursing action here | D — Gilbert syndrome: not the appropriate nursing action here | ⚠️ Exam Trap: Read the exact question — the correct fact and its look-alike options are easy to interchange. | 💎 PNC Pearl: Rh isoimmunization → Rh incompatibility causes severe haemolytic disease; exchange transfusion removes antibodies and bilirubin</w:t>
       </w:r>
     </w:p>
     <w:p>
@@ -3364,7 +3364,7 @@
     </w:p>
     <w:p>
       <w:r>
-        <w:t>Solution: Z-track displaces the skin so the needle track seals after withdrawal, preventing irritating drugs (e.g., iron dextran) from leaking back.</w:t>
+        <w:t>Solution: ✅ Correct Answer: A. Prevent leakage of irritating drugs into subcutaneous tissue | 🧠 Clinical Rationale: Z-track displaces the skin so the needle track seals after withdrawal, preventing irritating drugs (e.g., iron dextran) from leaking back. | ❌ Why Not Others? | B — Increase the speed of absorption: not the appropriate nursing action here | C — Reduce pain of the needle: not the appropriate nursing action here | D — Avoid the sciatic nerve: not the appropriate nursing action here | ⚠️ Exam Trap: Read the exact question — the correct fact and its look-alike options are easy to interchange. | 💎 PNC Pearl: Prevent leakage of irritating drugs into subcutaneous tissue → Z-track displaces the skin so the needle track seals after withdrawal, preventing irritating drugs (e.g., iron dextran) from leaking back</w:t>
       </w:r>
     </w:p>
     <w:p>
@@ -3409,7 +3409,7 @@
     </w:p>
     <w:p>
       <w:r>
-        <w:t>Solution: Glucose moves by facilitated diffusion through GLUT transporters; insulin recruits GLUT4 in muscle/fat.</w:t>
+        <w:t>Solution: ✅ Correct Answer: A. Facilitated diffusion (insulin-dependent in many tissues) | 🧠 Clinical Rationale: Glucose moves by facilitated diffusion through GLUT transporters; insulin recruits GLUT4 in muscle/fat. | ❌ Why Not Others? | B — Simple diffusion only: not the appropriate nursing action here | C — Endocytosis: not the appropriate nursing action here | D — Osmosis: Osmosis = Water across a semipermeable membrane | ⚠️ Exam Trap: Read the exact question — the correct fact and its look-alike options are easy to interchange. | 💎 PNC Pearl: Facilitated diffusion (insulin-dependent in many tissues) → Glucose moves by facilitated diffusion through GLUT transporters; insulin recruits GLUT4 in muscle/fat</w:t>
       </w:r>
     </w:p>
     <w:p>
@@ -3454,7 +3454,7 @@
     </w:p>
     <w:p>
       <w:r>
-        <w:t>Solution: Typical antipsychotics block dopamine D2 causing EPS; monitor for rigidity, tremor, and restlessness.</w:t>
+        <w:t>Solution: ✅ Correct Answer: A. Extrapyramidal symptoms (dystonia, parkinsonism, akathisia) | 🧠 Clinical Rationale: Typical antipsychotics block dopamine D2 causing EPS; monitor for rigidity, tremor, and restlessness. | ❌ Why Not Others? | B — Weight loss: Severe vomiting causes dehydration, hypokalaemia, ketosis, and weight loss; IV fluids and antiemetics are n... | C — Diarrhoea: Cholinergic side effects (nausea, vomiting, bradycardia) are common with cholinesterase inhibitors. | D — Bradycardia: Bradycardia = 60 beats per minute | ⚠️ Exam Trap: Read the exact question — the correct fact and its look-alike options are easy to interchange. | 💎 PNC Pearl: Extrapyramidal symptoms (dystonia, parkinsonism, akathisia) → Typical antipsychotics block dopamine D2 causing EPS; monitor for rigidity, tremor, and restlessness</w:t>
       </w:r>
     </w:p>
     <w:p>
@@ -3499,7 +3499,7 @@
     </w:p>
     <w:p>
       <w:r>
-        <w:t>Solution: Diabetic nephropathy and hypertensive nephrosclerosis are the leading causes of CKD.</w:t>
+        <w:t>Solution: ✅ Correct Answer: A. Diabetes mellitus and hypertension | 🧠 Clinical Rationale: Diabetic nephropathy and hypertensive nephrosclerosis are the leading causes of CKD. | ❌ Why Not Others? | B — Polycystic kidney disease: not the appropriate nursing action here | C — Amyloidosis: not the appropriate nursing action here | D — Radiation nephritis: not the appropriate nursing action here | ⚠️ Exam Trap: Read the exact question — the correct fact and its look-alike options are easy to interchange. | 💎 PNC Pearl: Diabetes mellitus and hypertension → Diabetic nephropathy and hypertensive nephrosclerosis are the leading causes of CKD</w:t>
       </w:r>
     </w:p>
     <w:p>
@@ -3544,7 +3544,7 @@
     </w:p>
     <w:p>
       <w:r>
-        <w:t>Solution: Newborns breathe 30–60 times per minute with periodic pauses.</w:t>
+        <w:t>Solution: ✅ Correct Answer: A. 30–60 breaths per minute | 🧠 Clinical Rationale: Newborns breathe 30–60 times per minute with periodic pauses. | ❌ Why Not Others? | B — 12–20 breaths per minute: Normal adult respiratory rate (eupnoea) is 12–20 breaths per minute. | C — 80–100 breaths per minute: not the appropriate nursing action here | D — 15 breaths per minute: not the appropriate nursing action here | ⚠️ Exam Trap: Don’t confuse "30–60 breaths per minute" with "12–20 breaths per minute" — they look alike and are easy to interchange. | 💎 PNC Pearl: 30–60 breaths per minute → Newborns breathe 30–60 times per minute with periodic pauses</w:t>
       </w:r>
     </w:p>
     <w:p>
@@ -3589,7 +3589,7 @@
     </w:p>
     <w:p>
       <w:r>
-        <w:t>Solution: Beta-2 stimulation causes skeletal tremor and reflex tachycardia.</w:t>
+        <w:t>Solution: ✅ Correct Answer: A. Tremor and tachycardia | 🧠 Clinical Rationale: Beta-2 stimulation causes skeletal tremor and reflex tachycardia. | ❌ Why Not Others? | B — Bradycardia: Bradycardia = 60 beats per minute | C — Dry cough: not the appropriate nursing action here | D — Constipation: Opioids slow GI motility; prophylactic stool softeners and fluids are routine. | ⚠️ Exam Trap: Read the exact question — the correct fact and its look-alike options are easy to interchange. | 💎 PNC Pearl: Tremor and tachycardia → Beta-2 stimulation causes skeletal tremor and reflex tachycardia</w:t>
       </w:r>
     </w:p>
     <w:p>
@@ -3634,7 +3634,7 @@
     </w:p>
     <w:p>
       <w:r>
-        <w:t>Solution: Silicosis from silica (stone cutting, mining) causes progressive pulmonary fibrosis.</w:t>
+        <w:t>Solution: ✅ Correct Answer: A. Silicosis | 🧠 Clinical Rationale: Silicosis from silica (stone cutting, mining) causes progressive pulmonary fibrosis. | ❌ Why Not Others? | B — Asbestosis: Asbestos causes asbestosis, lung cancer, and mesothelioma. | C — Byssinosis: not the appropriate nursing action here | D — Lead poisoning: not the appropriate nursing action here | ⚠️ Exam Trap: Read the exact question — the correct fact and its look-alike options are easy to interchange. | 💎 PNC Pearl: Silicosis → from silica (stone cutting, mining) causes progressive pulmonary fibrosis</w:t>
       </w:r>
     </w:p>
     <w:p>
@@ -3679,7 +3679,7 @@
     </w:p>
     <w:p>
       <w:r>
-        <w:t>Solution: Hepatitis B birth dose within 24 hours prevents vertical transmission.</w:t>
+        <w:t>Solution: ✅ Correct Answer: A. At birth (within 24 hours) | 🧠 Clinical Rationale: Hepatitis B birth dose within 24 hours prevents vertical transmission. | ❌ Why Not Others? | B — At 6 weeks: not the first dose | C — At 6 months: Introduce energy-dense complementary foods at 6 months. — not the first dose | D — At 1 year: not the first dose | ⚠️ Exam Trap: Read the exact question — the correct fact and its look-alike options are easy to interchange. | 💎 PNC Pearl: At birth (within 24 hours) = the first dose</w:t>
       </w:r>
     </w:p>
     <w:p>
@@ -3724,7 +3724,7 @@
     </w:p>
     <w:p>
       <w:r>
-        <w:t>Solution: Too-rapid sodium correction risks osmotic demyelination (brain damage).</w:t>
+        <w:t>Solution: ✅ Correct Answer: A. Rapid correction can cause central pontine myelinolysis | 🧠 Clinical Rationale: Too-rapid sodium correction risks osmotic demyelination (brain damage). | ❌ Why Not Others? | B — It causes hyperkalaemia: not the appropriate nursing action here | C — It causes bleeding: not the appropriate nursing action here | D — It causes fever: not the appropriate nursing action here | ⚠️ Exam Trap: Read the exact question — the correct fact and its look-alike options are easy to interchange. | 💎 PNC Pearl: Rapid correction can cause central pontine myelinolysis → Too-rapid sodium correction risks osmotic demyelination (brain damage)</w:t>
       </w:r>
     </w:p>
     <w:p>
@@ -3769,7 +3769,7 @@
     </w:p>
     <w:p>
       <w:r>
-        <w:t>Solution: Early septic shock is warm (vasodilation, high output); late sepsis becomes cold and hypotensive.</w:t>
+        <w:t>Solution: ✅ Correct Answer: A. Warm flushed skin with bounding pulse (hyperdynamic state) | 🧠 Clinical Rationale: Early septic shock is warm (vasodilation, high output); late sepsis becomes cold and hypotensive. | ❌ Why Not Others? | B — Cold clammy skin only: not the correct first action | C — Bradycardia: Bradycardia = 60 beats per minute — not the correct first action | D — Normal urine output: not the correct first action | ⚠️ Exam Trap: Read the exact question — the correct fact and its look-alike options are easy to interchange. | 💎 PNC Pearl: Warm flushed skin with bounding pulse (hyperdynamic state) → Early septic shock is warm (vasodilation, high output); late sepsis becomes cold and hypotensive</w:t>
       </w:r>
     </w:p>
     <w:p>
@@ -3814,7 +3814,7 @@
     </w:p>
     <w:p>
       <w:r>
-        <w:t>Solution: The right and left coronary arteries branch from the ascending aorta just above the aortic valve.</w:t>
+        <w:t>Solution: ✅ Correct Answer: A. Aorta (at the sinuses of Valsalva) | 🧠 Clinical Rationale: The right and left coronary arteries branch from the ascending aorta just above the aortic valve. | ❌ Why Not Others? | B — Pulmonary artery: The right ventricle sends deoxygenated blood through the pulmonary trunk to the lungs. | C — Inferior vena cava: not the appropriate nursing action here | D — Left atrium: Oxygenated blood flows through the four pulmonary veins to the left atrium. | ⚠️ Exam Trap: Read the exact question — the correct fact and its look-alike options are easy to interchange. | 💎 PNC Pearl: Aorta (at the sinuses of Valsalva) → The right and left coronary arteries branch from the ascending aorta just above the aortic valve</w:t>
       </w:r>
     </w:p>
     <w:p>
@@ -3859,7 +3859,7 @@
     </w:p>
     <w:p>
       <w:r>
-        <w:t>Solution: Colorectal cancer most often arises in the rectosigmoid area.</w:t>
+        <w:t>Solution: ✅ Correct Answer: A. Rectosigmoid region | 🧠 Clinical Rationale: Colorectal cancer most often arises in the rectosigmoid area. | ❌ Why Not Others? | B — Caecum: The appendix projects from the caecum. | C — Transverse colon: not the appropriate nursing action here | D — Appendix: Faecolith or lymphoid hyperplasia obstructs the appendix, causing infection. | ⚠️ Exam Trap: Read the exact question — the correct fact and its look-alike options are easy to interchange. | 💎 PNC Pearl: Rectosigmoid region → Colorectal cancer most often arises in the rectosigmoid area</w:t>
       </w:r>
     </w:p>
     <w:p>
@@ -3904,7 +3904,7 @@
     </w:p>
     <w:p>
       <w:r>
-        <w:t>Solution: A calm, reassuring presence with simple instructions helps the panicking client regain control.</w:t>
+        <w:t>Solution: ✅ Correct Answer: A. Stay with the client and speak in a calm, short, reassuring manner | 🧠 Clinical Rationale: A calm, reassuring presence with simple instructions helps the panicking client regain control. | ❌ Why Not Others? | B — Leave the client alone: not the correct first action | C — Raise your voice: not the correct first action | D — Restrain the client: not the correct first action | ⚠️ Exam Trap: Don’t confuse "Stay with the client and speak in a calm, short, reassuring manner" with "Restrain the client" — they look alike and are easy to interchange. | 💎 PNC Pearl: Stay with the client and speak in a calm, short, reassuring manner → A calm, reassuring presence with simple instructions helps the panicking client regain control</w:t>
       </w:r>
     </w:p>
     <w:p>
@@ -3949,7 +3949,7 @@
     </w:p>
     <w:p>
       <w:r>
-        <w:t>Solution: WHO defines mental health as well-being enabling productive functioning, not merely absence of illness.</w:t>
+        <w:t>Solution: ✅ Correct Answer: A. A state of well-being in which the individual realizes abilities and copes with normal stresses | 🧠 Clinical Rationale: WHO defines mental health as well-being enabling productive functioning, not merely absence of illness. | ❌ Why Not Others? | B — The absence of any mental disorder: not the appropriate nursing action here | C — The ability to avoid all stress: not the appropriate nursing action here | D — A state requiring medication: not the appropriate nursing action here | ⚠️ Exam Trap: Read the exact question — the correct fact and its look-alike options are easy to interchange. | 💎 PNC Pearl: A state of well-being in which the individual realizes abilities and copes with normal stresses → WHO defines mental health as well-being enabling productive functioning, not merely absence of illness</w:t>
       </w:r>
     </w:p>
     <w:p>
@@ -3994,7 +3994,7 @@
     </w:p>
     <w:p>
       <w:r>
-        <w:t>Solution: Varicella (chickenpox) spreads by airborne droplet nuclei, requiring airborne precautions.</w:t>
+        <w:t>Solution: ✅ Correct Answer: A. Airborne precautions | 🧠 Clinical Rationale: Varicella (chickenpox) spreads by airborne droplet nuclei, requiring airborne precautions. | ❌ Why Not Others? | B — Droplet precautions: Neisseria meningitidis spreads by droplets; droplet precautions for the first 24 hours of effective antibio... | C — Contact precautions: Draining wounds with multidrug-resistant organisms require contact precautions. | D — Standard precautions only: not the appropriate nursing action here | ⚠️ Exam Trap: Read the exact question — the correct fact and its look-alike options are easy to interchange. | 💎 PNC Pearl: Airborne precautions → Varicella (chickenpox) spreads by airborne droplet nuclei, requiring</w:t>
       </w:r>
     </w:p>
     <w:p>
@@ -4039,7 +4039,7 @@
     </w:p>
     <w:p>
       <w:r>
-        <w:t>Solution: Plasma is about 91–92% water with proteins (albumin, globulins, fibrinogen) and solutes.</w:t>
+        <w:t>Solution: ✅ Correct Answer: A. 91–92% | 🧠 Clinical Rationale: Plasma is about 91–92% water with proteins (albumin, globulins, fibrinogen) and solutes. | ❌ Why Not Others? | B — 50%: an incorrect number | C — 30%: an incorrect number | D — 75%: an incorrect number | ⚠️ Exam Trap: Read the exact question — the correct fact and its look-alike options are easy to interchange. | 💎 PNC Pearl: 91–92% → Plasma is about water with proteins (albumin, globulins, fibrinogen) and solutes</w:t>
       </w:r>
     </w:p>
     <w:p>
@@ -4084,7 +4084,7 @@
     </w:p>
     <w:p>
       <w:r>
-        <w:t>Solution: A sub-centre serves about 5000 people in plains and 3000 in tribal/hilly areas.</w:t>
+        <w:t>Solution: ✅ Correct Answer: A. 1 per 5000 population (plains) | 🧠 Clinical Rationale: A sub-centre serves about 5000 people in plains and 3000 in tribal/hilly areas. | ❌ Why Not Others? | B — 1 per 50,000: not the appropriate nursing action here | C — 1 per 1000: not the appropriate nursing action here | D — 1 per 100,000: not the appropriate nursing action here | ⚠️ Exam Trap: Read the exact question — the correct fact and its look-alike options are easy to interchange. | 💎 PNC Pearl: 1 per 5000 population (plains) → A sub-centre serves about 5000 people in plains and 3000 in tribal/hilly areas</w:t>
       </w:r>
     </w:p>
     <w:p>
@@ -4129,7 +4129,7 @@
     </w:p>
     <w:p>
       <w:r>
-        <w:t>Solution: A shock index ≥0.9 suggests ≥20% blood loss and impending shock.</w:t>
+        <w:t>Solution: ✅ Correct Answer: A. 0.9 indicates significant blood loss | 🧠 Clinical Rationale: A shock index ≥0.9 suggests ≥20% blood loss and impending shock. | ❌ Why Not Others? | B — 0.5: not the appropriate nursing action here | C — 1.5: not the appropriate nursing action here | D — 2.0: NFHS-5 recorded a TFR of about 2.0, at replacement level. | ⚠️ Exam Trap: Read the exact question — the correct fact and its look-alike options are easy to interchange. | 💎 PNC Pearl: 0.9 indicates significant blood loss → A shock index ≥0.9 suggests ≥20% blood loss and impending shock</w:t>
       </w:r>
     </w:p>
     <w:p>
@@ -4174,7 +4174,7 @@
     </w:p>
     <w:p>
       <w:r>
-        <w:t>Solution: Epidemic-prone diseases are communicable (cholera, dengue, measles, JE); diabetes is an NCD.</w:t>
+        <w:t>Solution: ✅ Correct Answer: A. Diabetes | 🧠 Clinical Rationale: Epidemic-prone diseases are communicable (cholera, dengue, measles, JE); diabetes is an NCD. | ❌ Why Not Others? | B — Cholera: a true statement, but the question asks EXCEPT | C — Dengue: a true statement, but the question asks EXCEPT | D — Measles: a true statement, but the question asks EXCEPT | ⚠️ Exam Trap: EXCEPT question — the odd one out is the answer, not the true statements. | 💎 PNC Pearl: In EXCEPT questions, the odd one out is the answer.</w:t>
       </w:r>
     </w:p>
     <w:p>
@@ -4219,7 +4219,7 @@
     </w:p>
     <w:p>
       <w:r>
-        <w:t>Solution: MAA (Mothers' Absolute Affection) promotes breastfeeding in health facilities.</w:t>
+        <w:t>Solution: ✅ Correct Answer: A. Breastfeeding awareness and support | 🧠 Clinical Rationale: MAA (Mothers' Absolute Affection) promotes breastfeeding in health facilities. | ❌ Why Not Others? | B — Only formula feeding: not the appropriate nursing action here | C — Only nutrition supplements: not the appropriate nursing action here | D — Only growth monitoring: not the appropriate nursing action here | ⚠️ Exam Trap: Read the exact question — the correct fact and its look-alike options are easy to interchange. | 💎 PNC Pearl: Breastfeeding awareness and support → MAA (Mothers' Absolute Affection) promotes breastfeeding in health facilities</w:t>
       </w:r>
     </w:p>
     <w:p>
@@ -4264,7 +4264,7 @@
     </w:p>
     <w:p>
       <w:r>
-        <w:t>Solution: India achieved measles-rubella elimination certification in 2023.</w:t>
+        <w:t>Solution: ✅ Correct Answer: A. 2023 (achieved largely; sustained through surveillance) | 🧠 Clinical Rationale: India achieved measles-rubella elimination certification in 2023. | ❌ Why Not Others? | B — 2030: India targets lymphatic filariasis elimination by 2030 through MDA. — an incorrect year | C — 2050: an incorrect year | D — 2025: India targets TB elimination by 2025, ahead of the global 2030 goal. — an incorrect year | ⚠️ Exam Trap: Never guess years — fix each year to its exact event before choosing. | 💎 PNC Pearl: 2023 (achieved largely; sustained through surveillance) → India achieved measles-rubella elimination certification in 2023</w:t>
       </w:r>
     </w:p>
     <w:p>
@@ -4309,7 +4309,7 @@
     </w:p>
     <w:p>
       <w:r>
-        <w:t>Solution: A flat/falling weight curve flags undernutrition early.</w:t>
+        <w:t>Solution: ✅ Correct Answer: A. Growth faltering requiring assessment and counselling | 🧠 Clinical Rationale: A flat/falling weight curve flags undernutrition early. | ❌ Why Not Others? | B — Normal growth: not the appropriate nursing action here | C — Rapid growth: not the appropriate nursing action here | D — No problem: not the appropriate nursing action here | ⚠️ Exam Trap: Read the exact question — the correct fact and its look-alike options are easy to interchange. | 💎 PNC Pearl: Growth faltering requiring assessment and counselling → A flat/falling weight curve flags undernutrition early</w:t>
       </w:r>
     </w:p>
     <w:p>
@@ -4354,7 +4354,7 @@
     </w:p>
     <w:p>
       <w:r>
-        <w:t>Solution: Iron deficiency anaemia is the most common anaemia in pregnancy.</w:t>
+        <w:t>Solution: ✅ Correct Answer: A. Iron deficiency | 🧠 Clinical Rationale: Iron deficiency anaemia is the most common anaemia in pregnancy. | ❌ Why Not Others? | B — Folate excess: not the appropriate nursing action here | C — B12 excess: not the appropriate nursing action here | D — Sickle cell only: not the appropriate nursing action here | ⚠️ Exam Trap: Read the exact question — the correct fact and its look-alike options are easy to interchange. | 💎 PNC Pearl: Iron deficiency → anaemia is the most common anaemia in pregnancy</w:t>
       </w:r>
     </w:p>
     <w:p>
@@ -4399,7 +4399,7 @@
     </w:p>
     <w:p>
       <w:r>
-        <w:t>Solution: MAM sits between normal and SAM on MUAC/WHZ criteria.</w:t>
+        <w:t>Solution: ✅ Correct Answer: A. MUAC 11.5–12.5 cm or weight-for-height −2 to −3 SD | 🧠 Clinical Rationale: MAM sits between normal and SAM on MUAC/WHZ criteria. | ❌ Why Not Others? | B — MUAC &lt;11.5: SAM uses MUAC, WHZ, and oedema criteria. | C — Normal anthropometry: not the appropriate nursing action here | D — Obesity: Is BMI ≥30; overweight is 25-29.9. | ⚠️ Exam Trap: Read the exact question — the correct fact and its look-alike options are easy to interchange. | 💎 PNC Pearl: MUAC 11.5–12.5 cm or weight-for-height −2 to −3 SD → MAM sits between normal and SAM on MUAC/WHZ criteria</w:t>
       </w:r>
     </w:p>
     <w:p>
@@ -4444,7 +4444,7 @@
     </w:p>
     <w:p>
       <w:r>
-        <w:t>Solution: The postnatal check reviews recovery, family planning, and infant feeding.</w:t>
+        <w:t>Solution: ✅ Correct Answer: A. Assess involution, discuss contraception, and counsel on care | 🧠 Clinical Rationale: The postnatal check reviews recovery, family planning, and infant feeding. | ❌ Why Not Others? | B — Only weigh the baby: not the appropriate nursing action here | C — Only check stitches: not the appropriate nursing action here | D — Only give vitamins: not the appropriate nursing action here | ⚠️ Exam Trap: Read the exact question — the correct fact and its look-alike options are easy to interchange. | 💎 PNC Pearl: Assess involution, discuss contraception, and counsel on care → The postnatal check reviews recovery, family planning, and infant feeding</w:t>
       </w:r>
     </w:p>
     <w:p>
@@ -4489,7 +4489,7 @@
     </w:p>
     <w:p>
       <w:r>
-        <w:t>Solution: NPHCE strengthens geriatric services, including district geriatric units.</w:t>
+        <w:t>Solution: ✅ Correct Answer: A. Geriatric care at district hospitals and community level | 🧠 Clinical Rationale: NPHCE strengthens geriatric services, including district geriatric units. | ❌ Why Not Others? | B — Only pensions: not the appropriate nursing action here | C — Only free housing: not the appropriate nursing action here | D — Only transport: not the appropriate nursing action here | ⚠️ Exam Trap: Read the exact question — the correct fact and its look-alike options are easy to interchange. | 💎 PNC Pearl: Geriatric care at district hospitals and community level → NPHCE strengthens geriatric services, including district geriatric units</w:t>
       </w:r>
     </w:p>
     <w:p>
@@ -4534,7 +4534,7 @@
     </w:p>
     <w:p>
       <w:r>
-        <w:t>Solution: CBHI publishes the annual National Health Profile.</w:t>
+        <w:t>Solution: ✅ Correct Answer: A. CBHI (Central Bureau of Health Intelligence) | 🧠 Clinical Rationale: CBHI publishes the annual National Health Profile. | ❌ Why Not Others? | B — NMC: not the appropriate nursing action here | C — Election Commission: not the appropriate nursing action here | D — Reserve Bank: not the appropriate nursing action here | ⚠️ Exam Trap: Read the exact question — the correct fact and its look-alike options are easy to interchange. | 💎 PNC Pearl: CBHI (Central Bureau of Health Intelligence) → CBHI publishes the annual National Health Profile</w:t>
       </w:r>
     </w:p>
     <w:p>
@@ -4579,7 +4579,7 @@
     </w:p>
     <w:p>
       <w:r>
-        <w:t>Solution: NHM strengthens blood banks and storage centres for safe transfusion.</w:t>
+        <w:t>Solution: ✅ Correct Answer: A. Safe blood availability for maternal and emergency care | 🧠 Clinical Rationale: NHM strengthens blood banks and storage centres for safe transfusion. | ❌ Why Not Others? | B — Only plasma sales: not the appropriate nursing action here | C — Only platelet storage: not the appropriate nursing action here | D — Only testing: not the appropriate nursing action here | ⚠️ Exam Trap: Read the exact question — the correct fact and its look-alike options are easy to interchange. | 💎 PNC Pearl: Safe blood availability for maternal and emergency care → NHM strengthens blood banks and storage centres for safe transfusion</w:t>
       </w:r>
     </w:p>
     <w:p>
@@ -4624,7 +4624,7 @@
     </w:p>
     <w:p>
       <w:r>
-        <w:t>Solution: Knowing danger signs and where to go helps mothers act early in emergencies.</w:t>
+        <w:t>Solution: ✅ Correct Answer: A. Identifying danger signs and a referral plan | 🧠 Clinical Rationale: Knowing danger signs and where to go helps mothers act early in emergencies. | ❌ Why Not Others? | B — Only rest: not the appropriate nursing action here | C — Only diet: not the appropriate nursing action here | D — Only exercise: not the appropriate nursing action here | ⚠️ Exam Trap: Read the exact question — the correct fact and its look-alike options are easy to interchange. | 💎 PNC Pearl: Identifying danger signs and a referral plan → Knowing danger signs and where to go helps mothers act early in emergencies</w:t>
       </w:r>
     </w:p>
     <w:p>
@@ -4669,7 +4669,7 @@
     </w:p>
     <w:p>
       <w:r>
-        <w:t>Solution: Early registration and first ANC in the first trimester enable risk screening and prophylaxis.</w:t>
+        <w:t>Solution: ✅ Correct Answer: A. Within the first trimester (before 12 weeks) | 🧠 Clinical Rationale: Early registration and first ANC in the first trimester enable risk screening and prophylaxis. | ❌ Why Not Others? | B — At 30 weeks: not the first ANC visit should | C — At term: not the first ANC visit should | D — After delivery: Heart failure symptoms near term or postpartum with LV dysfunction define the condition. — not the first ANC visit should | ⚠️ Exam Trap: Read the exact question — the correct fact and its look-alike options are easy to interchange. | 💎 PNC Pearl: Within the first trimester (before 12 weeks) = the first ANC visit should</w:t>
       </w:r>
     </w:p>
     <w:p>
@@ -4714,7 +4714,7 @@
     </w:p>
     <w:p>
       <w:r>
-        <w:t>Solution: SRB is tracked through NFHS and HMIS to check skewed sex ratios.</w:t>
+        <w:t>Solution: ✅ Correct Answer: A. NFHS and health management information systems | 🧠 Clinical Rationale: SRB is tracked through NFHS and HMIS to check skewed sex ratios. | ❌ Why Not Others? | B — Only hospitals: not the appropriate nursing action here | C — Only schools: not the appropriate nursing action here | D — Only police: not the appropriate nursing action here | ⚠️ Exam Trap: Read the exact question — the correct fact and its look-alike options are easy to interchange. | 💎 PNC Pearl: NFHS and health management information systems → SRB is tracked through NFHS and HMIS to check skewed sex ratios</w:t>
       </w:r>
     </w:p>
     <w:p>
@@ -4759,7 +4759,7 @@
     </w:p>
     <w:p>
       <w:r>
-        <w:t>Solution: India won 6 medals at Paris 2024 — 1 silver and 5 bronze.</w:t>
+        <w:t>Solution: ✅ Correct Answer: A. 6 medals | 📰 Why: India won 6 medals at Paris 2024 — 1 silver and 5 bronze. | ❌ Why Not Others? | B — 2 medals: not the correct fact here | C — 10 medals: not the correct fact here | D — 4 medals: not the correct fact here | ⚠️ Exam Trap: Read the exact question — the correct fact and its look-alike options are easy to interchange. | 💎 PNC CA Pearl: 6 medals → India won at Paris 2024 — 1 silver and 5 bronze</w:t>
       </w:r>
     </w:p>
     <w:p>
@@ -4804,7 +4804,7 @@
     </w:p>
     <w:p>
       <w:r>
-        <w:t>Solution: Jaipur Metro is the only metro rail system in Rajasthan.</w:t>
+        <w:t>Solution: ✅ Correct Answer: A. Jaipur | 🧠 Explanation: Jaipur Metro is the only metro rail system in Rajasthan. | ❌ Why Not Others? | B — Jodhpur: Jodhpur = Blue City | C — Kota: VMOU (open university) is in Kota. | D — Ajmer: The famous Sufi shrine of Khwaja Moinuddin Chishti is in Ajmer. | ⚠️ Exam Trap: Read the exact question — the correct fact and its look-alike options are easy to interchange. | 💎 PNC GK Pearl: Jaipur → Metro is the only metro rail system in Rajasthan</w:t>
       </w:r>
     </w:p>
     <w:p>
@@ -4849,7 +4849,7 @@
     </w:p>
     <w:p>
       <w:r>
-        <w:t>Solution: Rajya Sabha members serve 6-year terms with one-third retiring every 2 years.</w:t>
+        <w:t>Solution: ✅ Correct Answer: A. 6 years | 🧠 Explanation: Rajya Sabha members serve 6-year terms with one-third retiring every 2 years. | ❌ Why Not Others? | B — 5 years: not the correct fact here | C — 4 years: not the correct fact here | D — 10 years: not the correct fact here | ⚠️ Exam Trap: Read the exact question — the correct fact and its look-alike options are easy to interchange. | 💎 PNC GK Pearl: 6 years → Rajya Sabha members serve 6-year terms with one-third retiring every 2 years</w:t>
       </w:r>
     </w:p>
     <w:p>
@@ -4894,7 +4894,7 @@
     </w:p>
     <w:p>
       <w:r>
-        <w:t>Solution: Padma Awards are announced on Republic Day and conferred at Rashtrapati Bhavan.</w:t>
+        <w:t>Solution: ✅ Correct Answer: A. Republic Day (26 January) | 📰 Why: Padma Awards are announced on Republic Day and conferred at Rashtrapati Bhavan. | ❌ Why Not Others? | B — Independence Day: not the correct fact here | C — Gandhi Jayanti: not the correct fact here | D — Children's Day: not the correct fact here | ⚠️ Exam Trap: Read the exact question — the correct fact and its look-alike options are easy to interchange. | 💎 PNC CA Pearl: Republic Day (26 January) → Padma Awards are announced on Republic Day and conferred at Rashtrapati Bhavan</w:t>
       </w:r>
     </w:p>
     <w:p>
@@ -4939,7 +4939,7 @@
     </w:p>
     <w:p>
       <w:r>
-        <w:t>Solution: SMS Medical College, Jaipur (1947) is the oldest medical college in the state.</w:t>
+        <w:t>Solution: ✅ Correct Answer: A. SMS Medical College, Jaipur | 🧠 Explanation: SMS Medical College, Jaipur (1947) is the oldest medical college in the state. | ❌ Why Not Others? | B — Sawai Man Singh College only: not the first medical college | C — RNT Medical College: not the first medical college | D — JLN Medical College: not the first medical college | ⚠️ Exam Trap: Don’t confuse "SMS Medical College, Jaipur" with "RNT Medical College" — they look alike and are easy to interchange. | 💎 PNC GK Pearl: SMS Medical College, Jaipur = the first medical college</w:t>
       </w:r>
     </w:p>
     <w:p>
@@ -4984,7 +4984,7 @@
     </w:p>
     <w:p>
       <w:r>
-        <w:t>Solution: The camel was declared the state animal of Rajasthan in 2014.</w:t>
+        <w:t>Solution: ✅ Correct Answer: A. Camel | 🧠 Explanation: The camel was declared the state animal of Rajasthan in 2014. | ❌ Why Not Others? | B — Chinkara: Todgarh-Raoli (Rajsamand-Ajmer-Pali) shelters chinkara and sloth bear. | C — Tiger: Sariska has tigers and leopards. | D — Elephant: not the correct fact here | ⚠️ Exam Trap: Read the exact question — the correct fact and its look-alike options are easy to interchange. | 💎 PNC GK Pearl: Camel → declared the state animal of Rajasthan in 2014</w:t>
       </w:r>
     </w:p>
     <w:p>
@@ -5029,7 +5029,7 @@
     </w:p>
     <w:p>
       <w:r>
-        <w:t>Solution: Meera Bai, devotee of Krishna, was born in Merta.</w:t>
+        <w:t>Solution: ✅ Correct Answer: A. Merta (Nagaur district) | 🧠 Explanation: Meera Bai, devotee of Krishna, was born in Merta. | ❌ Why Not Others? | B — Chittorgarh: Bassi sanctuary is in Chittorgarh district. — not the birthplace | C — Udaipur: Udaipur = Maharana Pratap — not the birthplace | D — Ajmer: The famous Sufi shrine of Khwaja Moinuddin Chishti is in Ajmer. — not the birthplace | ⚠️ Exam Trap: Read the exact question — the correct fact and its look-alike options are easy to interchange. | 💎 PNC GK Pearl: Merta (Nagaur district) → Meera Bai, devotee of Krishna, was born in Merta</w:t>
       </w:r>
     </w:p>
     <w:p>
@@ -5074,7 +5074,7 @@
     </w:p>
     <w:p>
       <w:r>
-        <w:t>Solution: Paris hosted the 33rd Summer Olympic Games in 2024.</w:t>
+        <w:t>Solution: ✅ Correct Answer: A. 33rd Summer Olympics | 📰 Why: Paris hosted the 33rd Summer Olympic Games in 2024. | ❌ Why Not Others? | B — 30th: not the correct fact here | C — 35th: not the correct fact here | D — 28th: not the correct fact here | ⚠️ Exam Trap: Read the exact question — the correct fact and its look-alike options are easy to interchange. | 💎 PNC CA Pearl: 33rd Summer Olympics → Paris hosted the 33rd Summer Olympic Games in 2024</w:t>
       </w:r>
     </w:p>
     <w:p>
@@ -5119,7 +5119,7 @@
     </w:p>
     <w:p>
       <w:r>
-        <w:t>Solution: Resistance depends on length, area, material, and temperature — not colour.</w:t>
+        <w:t>Solution: ✅ Correct Answer: A. The colour of the wire | 🧠 Explanation: Resistance depends on length, area, material, and temperature — not colour. | ❌ Why Not Others? | B — Length: a true statement, but the question asks EXCEPT | C — Cross-sectional area: a true statement, but the question asks EXCEPT | D — Material: a true statement, but the question asks EXCEPT | ⚠️ Exam Trap: EXCEPT question — the odd one out is the answer, not the true statements. | 💎 PNC GK Pearl: In EXCEPT questions, the odd one out is the answer.</w:t>
       </w:r>
     </w:p>
     <w:p>
@@ -5164,7 +5164,7 @@
     </w:p>
     <w:p>
       <w:r>
-        <w:t>Solution: The state of Rajasthan was formed on 30 March 1949 by the integration of princely states.</w:t>
+        <w:t>Solution: ✅ Correct Answer: A. 30 March | 🧠 Explanation: The state of Rajasthan was formed on 30 March 1949 by the integration of princely states. | ❌ Why Not Others? | B — 1 November: The States Reorganisation Act 1956 merged Ajmer into Rajasthan on 1 November 1956. | C — 26 January: not the correct fact here | D — 15 August: not the correct fact here | ⚠️ Exam Trap: Read the exact question — the correct fact and its look-alike options are easy to interchange. | 💎 PNC GK Pearl: 30 March → The state of Rajasthan was formed 1949 by the integration of princely states</w:t>
       </w:r>
     </w:p>
     <w:p>
@@ -5209,7 +5209,7 @@
     </w:p>
     <w:p>
       <w:r>
-        <w:t>Solution: Jaisamand Lake, built by Maharana Jai Singh in Udaipur, is one of Asia's largest artificial lakes.</w:t>
+        <w:t>Solution: ✅ Correct Answer: A. Jaisamand (Dhebar) Lake | 🧠 Explanation: Jaisamand Lake, built by Maharana Jai Singh in Udaipur, is one of Asia's largest artificial lakes. | ❌ Why Not Others? | B — Sambhar Lake: Shared by Jaipur and Nagaur districts, is India's largest inland salt lake. — not the largest artificial lake | C — Pushkar Lake: not the largest artificial lake | D — Ana Sagar: Taragarh fort rises above Ajmer's Ana Sagar. — not the largest artificial lake | ⚠️ Exam Trap: Read the exact question — the correct fact and its look-alike options are easy to interchange. | 💎 PNC GK Pearl: Jaisamand (Dhebar) Lake = the largest artificial lake</w:t>
       </w:r>
     </w:p>
     <w:p>
@@ -5254,7 +5254,7 @@
     </w:p>
     <w:p>
       <w:r>
-        <w:t>Solution: Ozone is concentrated in the stratosphere (15–35 km).</w:t>
+        <w:t>Solution: ✅ Correct Answer: A. Stratosphere | 🧠 Explanation: Ozone is concentrated in the stratosphere (15–35 km). | ❌ Why Not Others? | B — Troposphere: not the correct fact here | C — Mesosphere: not the correct fact here | D — Thermosphere: not the correct fact here | ⚠️ Exam Trap: Read the exact question — the correct fact and its look-alike options are easy to interchange. | 💎 PNC GK Pearl: Stratosphere → Ozone is concentrated in (15–35 km)</w:t>
       </w:r>
     </w:p>
     <w:p>
@@ -5299,7 +5299,7 @@
     </w:p>
     <w:p>
       <w:r>
-        <w:t>Solution: The CAG audits government accounts and reports to Parliament.</w:t>
+        <w:t>Solution: ✅ Correct Answer: A. The accounts of the Union and state governments | 🧠 Explanation: The CAG audits government accounts and reports to Parliament. | ❌ Why Not Others? | B — Only private companies: not the correct fact here | C — Only banks: not the correct fact here | D — Only defence: not the correct fact here | ⚠️ Exam Trap: Read the exact question — the correct fact and its look-alike options are easy to interchange. | 💎 PNC GK Pearl: The accounts of the Union and state governments → The CAG audits government accounts and reports to Parliament</w:t>
       </w:r>
     </w:p>
     <w:p>
@@ -5344,7 +5344,7 @@
     </w:p>
     <w:p>
       <w:r>
-        <w:t>Solution: Metals like copper conduct electricity; the others are insulators.</w:t>
+        <w:t>Solution: ✅ Correct Answer: A. Copper | 🧠 Explanation: Metals like copper conduct electricity; the others are insulators. | ❌ Why Not Others? | B — Rubber: not the correct fact here | C — Wood: Barmer's wooden furniture and embroidery are crafts. | D — Glass: not the correct fact here | ⚠️ Exam Trap: Read the exact question — the correct fact and its look-alike options are easy to interchange. | 💎 PNC GK Pearl: Copper → Metals like conduct electricity; the others are insulators</w:t>
       </w:r>
     </w:p>
     <w:p>
@@ -5389,7 +5389,7 @@
     </w:p>
     <w:p>
       <w:r>
-        <w:t>Solution: The Indian peacock (Pavo cristatus) is the national bird.</w:t>
+        <w:t>Solution: ✅ Correct Answer: A. Indian peacock | 🧠 Explanation: The Indian peacock (Pavo cristatus) is the national bird. | ❌ Why Not Others? | B — Great Indian Bustard: Sorsan grasslands host the critically endangered bustard. | C — Sparrow: not the correct fact here | D — Kingfisher: not the correct fact here | ⚠️ Exam Trap: Read the exact question — the correct fact and its look-alike options are easy to interchange. | 💎 PNC GK Pearl: Indian peacock → (Pavo cristatus) is the national bird</w:t>
       </w:r>
     </w:p>
     <w:p>
@@ -5434,7 +5434,7 @@
     </w:p>
     <w:p>
       <w:r>
-        <w:t>Solution: Use 'fewer' for countable nouns (students); 'less' for uncountable.</w:t>
+        <w:t>Solution: ✅ Correct Answer: A. There are fewer students in the class today. | 🧠 Grammar Rule: Use 'fewer' for countable nouns (students); 'less' for uncountable. | ❌ Why Not Others? | B — There are less students in the class today.: not the correct answer here | C — There is fewer students in the class today.: not the correct answer here | D — There are lesser students in the class today.: not the correct answer here | ⚠️ Exam Trap: Don’t confuse "There are fewer students in the class today." with "There is fewer students in the class today." — they look alike and are easy to interchange. | 📌 Rule to Remember: There are fewer students in the class today. → Use 'fewer' for countable nouns (students); 'less' for uncountable</w:t>
       </w:r>
     </w:p>
     <w:p>
@@ -5479,7 +5479,7 @@
     </w:p>
     <w:p>
       <w:r>
-        <w:t>Solution: 'Since' is used with a point in time (2015); 'for' with a duration.</w:t>
+        <w:t>Solution: ✅ Correct Answer: A. since | 🧠 Grammar Rule: 'Since' is used with a point in time (2015); 'for' with a duration. | ❌ Why Not Others? | B — for: 'For' is used with a duration (five years). | C — from: We say 'suffer from' an illness. | D — by: We say 'abide by' rules. | ⚠️ Exam Trap: Read the exact question — the correct fact and its look-alike options are easy to interchange. | 📌 Rule to Remember: since → used with a point in time (2015); 'for' with a duration</w:t>
       </w:r>
     </w:p>
     <w:p>
@@ -5524,7 +5524,7 @@
     </w:p>
     <w:p>
       <w:r>
-        <w:t>Solution: 'Each' takes a singular verb: 'was given'.</w:t>
+        <w:t>Solution: ✅ Correct Answer: A. was | 🧠 Grammar Rule: 'Each' takes a singular verb: 'was given'. | ❌ Why Not Others? | B — were: With 'neither...nor', the verb agrees with the nearer subject 'nurses' — 'were'. | C — are: 'A number of' takes a plural verb — 'are'. | D — have: 'Police' is plural, taking 'have' and 'the'. | ⚠️ Exam Trap: Read the exact question — the correct fact and its look-alike options are easy to interchange. | 📌 Rule to Remember: was → Each' takes a singular verb: ' given'</w:t>
       </w:r>
     </w:p>
     <w:p>
@@ -5569,7 +5569,7 @@
     </w:p>
     <w:p>
       <w:r>
-        <w:t>Solution: Indirect questions use statement order without 'do/did'.</w:t>
+        <w:t>Solution: ✅ Correct Answer: A. He asked me where I lived. | 🧠 Grammar Rule: Indirect questions use statement order without 'do/did'. | ❌ Why Not Others? | B — He asked me where did I live.: not the correct answer here | C — He asked me where do I live.: not the correct answer here | D — He asked me where I live.: not the correct answer here | ⚠️ Exam Trap: Don’t confuse "He asked me where I lived." with "He asked me where I live." — they look alike and are easy to interchange. | 📌 Rule to Remember: He asked me where I lived. → Indirect questions use statement order without 'do/did'</w:t>
       </w:r>
     </w:p>
     <w:p>
@@ -5614,7 +5614,7 @@
     </w:p>
     <w:p>
       <w:r>
-        <w:t>Solution: शुद्ध रूप 'शृंगार' है।</w:t>
+        <w:t>Solution: ✅ Correct Answer: A. शृंगार | 🧠 Grammar Rule: शुद्ध रूप 'शृंगार' है। | ❌ Why Not Others? | B — श्रृंगार: not the correct answer here | C — श्रृगार: not the correct answer here | D — शृगार: not the correct answer here | ⚠️ Exam Trap: Read the exact question — the correct fact and its look-alike options are easy to interchange. | 📌 Rule to Remember: शृंगार → शुद्ध रूप ' ' है।</w:t>
       </w:r>
     </w:p>
     <w:p>
@@ -5659,7 +5659,7 @@
     </w:p>
     <w:p>
       <w:r>
-        <w:t>Solution: 'Necessary' has one c and double s.</w:t>
+        <w:t>Solution: ✅ Correct Answer: A. Necessary | 🧠 Grammar Rule: 'Necessary' has one c and double s. | ❌ Why Not Others? | B — Neccessary: a misspelling of the correct word | C — Necesary: a misspelling of the correct word | D — Nessessary: a misspelling of the correct word | ⚠️ Exam Trap: Wrong spellings usually differ by just one letter — read every option letter by letter. | 📌 Rule to Remember: Correct spelling: Necessary</w:t>
       </w:r>
     </w:p>
     <w:p>
@@ -5704,7 +5704,7 @@
     </w:p>
     <w:p>
       <w:r>
-        <w:t>Solution: भय का स्थायी भाव भयानक रस है।</w:t>
+        <w:t>Solution: ✅ Correct Answer: A. भयानक रस | 🧠 Grammar Rule: भय का स्थायी भाव भयानक रस है। | ❌ Why Not Others? | B — रौद्र रस: क्रोध का स्थायी भाव रौद्र रस है। | C — अद्भुत रस: विस्मय का स्थायी भाव अद्भुत रस है। | D — शृंगार रस: रति का स्थायी भाव शृंगार रस है। | ⚠️ Exam Trap: Read the exact question — the correct fact and its look-alike options are easy to interchange. | 📌 Rule to Remember: भयानक रस → भय का स्थायी भाव है।</w:t>
       </w:r>
     </w:p>
     <w:p>
@@ -5749,7 +5749,7 @@
     </w:p>
     <w:p>
       <w:r>
-        <w:t>Solution: इसका अर्थ है स्वादिष्ट भोजन देखकर ललचाना।</w:t>
+        <w:t>Solution: ✅ Correct Answer: A. ललचाना | 🧠 Grammar Rule: इसका अर्थ है स्वादिष्ट भोजन देखकर ललचाना। | ❌ Why Not Others? | B — प्यास लगना: not the correct answer here | C — गुस्सा होना: not the correct answer here | D — रोना: not the correct answer here | ⚠️ Exam Trap: Read the exact question — the correct fact and its look-alike options are easy to interchange. | 📌 Rule to Remember: ललचाना → इसका अर्थ है स्वादिष्ट भोजन देखकर ।</w:t>
       </w:r>
     </w:p>
     <w:p>
@@ -5794,7 +5794,7 @@
     </w:p>
     <w:p>
       <w:r>
-        <w:t>Solution: दोनों पद समान रूप से प्रधान — द्वंद्व समास।</w:t>
+        <w:t>Solution: ✅ Correct Answer: A. द्वंद्व | 🧠 Grammar Rule: दोनों पद समान रूप से प्रधान — द्वंद्व समास। | ❌ Why Not Others? | B — कर्मधारय: नीला है जो कमल — विशेषण-विशेष्य कर्मधारय समास। | C — तत्पुरुष: राजा का पुत्र — संबंध तत्पुरुष समास। | D — द्विगु: पाँच वटों का समाहार — संख्या प्रधान द्विगु समास। | ⚠️ Exam Trap: Read the exact question — the correct fact and its look-alike options are easy to interchange. | 📌 Rule to Remember: द्वंद्व → दोनों पद समान रूप से प्रधान — समास।</w:t>
       </w:r>
     </w:p>
     <w:p>
@@ -5839,7 +5839,7 @@
     </w:p>
     <w:p>
       <w:r>
-        <w:t>Solution: Ancient means very old; its opposite is modern.</w:t>
+        <w:t>Solution: ✅ Correct Answer: A. Modern | 🧠 Grammar Rule: Ancient means very old; its opposite is modern. | ❌ Why Not Others? | B — Old: 'Furniture' is uncountable and takes a singular verb. | C — Historic: not the correct answer here | D — Aged: not the correct answer here | ⚠️ Exam Trap: Read the exact question — the correct fact and its look-alike options are easy to interchange. | 📌 Rule to Remember: Ancient means very old; its opposite is modern.</w:t>
       </w:r>
     </w:p>
     <w:p>
@@ -5884,7 +5884,7 @@
     </w:p>
     <w:p>
       <w:r>
-        <w:t>Solution: शुद्ध रूप 'आशीर्वाद' है।</w:t>
+        <w:t>Solution: ✅ Correct Answer: A. आशीर्वाद | 🧠 Grammar Rule: शुद्ध रूप 'आशीर्वाद' है। | ❌ Why Not Others? | B — आशिर्वाद: not the correct answer here | C — आसीर्वाद: not the correct answer here | D — आशीर्वद: not the correct answer here | ⚠️ Exam Trap: Read the exact question — the correct fact and its look-alike options are easy to interchange. | 📌 Rule to Remember: आशीर्वाद → शुद्ध रूप ' ' है।</w:t>
       </w:r>
     </w:p>
     <w:p>
@@ -5929,7 +5929,7 @@
     </w:p>
     <w:p>
       <w:r>
-        <w:t>Solution: दीर्घ संधि: 'आ' + 'आ' = 'आ', अतः 'विद्यालय'।</w:t>
+        <w:t>Solution: ✅ Correct Answer: A. विद्यालय | 🧠 Grammar Rule: दीर्घ संधि: 'आ' + 'आ' = 'आ', अतः 'विद्यालय'। | ❌ Why Not Others? | B — विद्याआलय: not the correct answer here | C — विद्याअलय: not the correct answer here | D — विद्यायलय: not the correct answer here | ⚠️ Exam Trap: Read the exact question — the correct fact and its look-alike options are easy to interchange. | 📌 Rule to Remember: विद्यालय → दीर्घ संधि: 'आ' + 'आ' = 'आ', अतः ' '।</w:t>
       </w:r>
     </w:p>
     <w:p>
@@ -5974,7 +5974,7 @@
     </w:p>
     <w:p>
       <w:r>
-        <w:t>Solution: Hasten means to hurry or speed up.</w:t>
+        <w:t>Solution: ✅ Correct Answer: A. Hurry | 🧠 Grammar Rule: Hasten means to hurry or speed up. | ❌ Why Not Others? | B — Delay: not the correct answer here | C — Halt: not the correct answer here | D — Pause: not the correct answer here | ⚠️ Exam Trap: Read the exact question — the correct fact and its look-alike options are easy to interchange. | 📌 Rule to Remember: Hurry → Hasten means to or speed up</w:t>
       </w:r>
     </w:p>
     <w:p>
@@ -6019,7 +6019,7 @@
     </w:p>
     <w:p>
       <w:r>
-        <w:t>Solution: Musical instruments take the definite article 'the'.</w:t>
+        <w:t>Solution: ✅ Correct Answer: A. the | 🧠 Grammar Rule: Musical instruments take the definite article 'the'. | ❌ Why Not Others? | B — a: 'University' begins with a 'yu' sound, so 'a'. | C — an: 'Honest' begins with a vowel sound, so 'an'. | D — no article: not the correct answer here | ⚠️ Exam Trap: Read the exact question — the correct fact and its look-alike options are easy to interchange. | 📌 Rule to Remember: the → Musical instruments take definite article ' '</w:t>
       </w:r>
     </w:p>
     <w:p>
@@ -6064,7 +6064,7 @@
     </w:p>
     <w:p>
       <w:r>
-        <w:t>Solution: शुद्ध रूप 'शीर्षक' है।</w:t>
+        <w:t>Solution: ✅ Correct Answer: A. शीर्षक | 🧠 Grammar Rule: शुद्ध रूप 'शीर्षक' है। | ❌ Why Not Others? | B — शिर्षक: not the correct answer here | C — शीर्शक: not the correct answer here | D — शिर्शक: not the correct answer here | ⚠️ Exam Trap: Read the exact question — the correct fact and its look-alike options are easy to interchange. | 📌 Rule to Remember: शीर्षक → शुद्ध रूप ' ' है।</w:t>
       </w:r>
     </w:p>
     <w:p>
@@ -6109,7 +6109,7 @@
     </w:p>
     <w:p>
       <w:r>
-        <w:t>Solution: Display resolution counts pixels (e.g., 1920×1080).</w:t>
+        <w:t>Solution: ✅ Correct Answer: A. Pixels | 🧠 Explanation: Display resolution counts pixels (e.g., 1920×1080). | ❌ Why Not Others? | B — Dots per inch only: not the correct option here | C — Bytes: 1 KB = 2^10 = 1024 bytes. | D — Hertz only: not the correct option here | ⚠️ Exam Trap: Read the exact question — the correct fact and its look-alike options are easy to interchange. | 💎 PNC Pearl: Pixels → Display resolution counts (e.g., 1920×1080)</w:t>
       </w:r>
     </w:p>
     <w:p>
@@ -6154,7 +6154,7 @@
     </w:p>
     <w:p>
       <w:r>
-        <w:t>Solution: Line spacing settings are in the Paragraph group.</w:t>
+        <w:t>Solution: ✅ Correct Answer: A. The Paragraph group on the Home tab | 🧠 Explanation: Line spacing settings are in the Paragraph group. | ❌ Why Not Others? | B — The Insert tab: not the correct option here | C — The View tab: not the correct option here | D — The File menu only: not the correct option here | ⚠️ Exam Trap: Don’t confuse "The Paragraph group on the Home tab" with "The Insert tab" — they look alike and are easy to interchange. | 💎 PNC Pearl: The Paragraph group on the Home tab → Line spacing settings are in the Paragraph group</w:t>
       </w:r>
     </w:p>
     <w:p>
@@ -6199,7 +6199,7 @@
     </w:p>
     <w:p>
       <w:r>
-        <w:t>Solution: Ctrl+End jumps to the end of the document.</w:t>
+        <w:t>Solution: ✅ Correct Answer: A. End of the document | 🧠 Explanation: Ctrl+End jumps to the end of the document. | ❌ Why Not Others? | B — Beginning of the document: Ctrl+Home goes to the document start; Ctrl+End to the end. | C — Next paragraph: not the correct option here | D — Previous line: not the correct option here | ⚠️ Exam Trap: Don’t confuse "End of the document" with "Beginning of the document" — they look alike and are easy to interchange. | 💎 PNC Pearl: Ctrl+End jumps to the end of the document.</w:t>
       </w:r>
     </w:p>
     <w:p>
@@ -6244,7 +6244,7 @@
     </w:p>
     <w:p>
       <w:r>
-        <w:t>Solution: Ctrl+X removes the selection to the clipboard.</w:t>
+        <w:t>Solution: ✅ Correct Answer: A. Ctrl + X | 🧠 Explanation: Ctrl+X removes the selection to the clipboard. | ❌ Why Not Others? | B — Ctrl + C: Ctrl+C copies; Ctrl+V pastes; Ctrl+X cuts; Ctrl+Z undoes. | C — Ctrl + V: Ctrl+V pastes the clipboard contents. | D — Ctrl + Z: Ctrl+Z undoes; Ctrl+Y (or Ctrl+Shift+Z) redoes. | ⚠️ Exam Trap: Read the exact question — the correct fact and its look-alike options are easy to interchange. | 💎 PNC Pearl: Ctrl + X → Ctrl+X removes the selection to the clipboard</w:t>
       </w:r>
     </w:p>
     <w:p>
@@ -6289,7 +6289,7 @@
     </w:p>
     <w:p>
       <w:r>
-        <w:t>Solution: The CPU is the brain of the computer, processing instructions and data.</w:t>
+        <w:t>Solution: ✅ Correct Answer: A. Central Processing Unit | 🧠 Explanation: The CPU is the brain of the computer, processing instructions and data. | ❌ Why Not Others? | B — Computer Personal Unit: not the correct option here | C — Central Program Utility: not the correct option here | D — Control Processing Unit: not the correct option here | ⚠️ Exam Trap: Don’t confuse "Central Processing Unit" with "Control Processing Unit" — they look alike and are easy to interchange. | 💎 PNC Pearl: Central Processing Unit → The CPU is the brain of the computer, processing instructions and data</w:t>
       </w:r>
     </w:p>
     <w:p>
@@ -6334,7 +6334,7 @@
     </w:p>
     <w:p>
       <w:r>
-        <w:t>Solution: SaaS delivers applications over the web (e.g., Google Docs, Office 365).</w:t>
+        <w:t>Solution: ✅ Correct Answer: A. Using software hosted on the Internet | 🧠 Explanation: SaaS delivers applications over the web (e.g., Google Docs, Office 365). | ❌ Why Not Others? | B — Installing software on CDs: not the correct option here | C — Writing software: not the correct option here | D — Selling hardware: not the correct option here | ⚠️ Exam Trap: Read the exact question — the correct fact and its look-alike options are easy to interchange. | 💎 PNC Pearl: Using software hosted on the Internet → SaaS delivers applications over the web (e.g., Google Docs, Office 365)</w:t>
       </w:r>
     </w:p>
     <w:p>
@@ -6379,7 +6379,7 @@
     </w:p>
     <w:p>
       <w:r>
-        <w:t>Solution: A bit is a binary digit (0 or 1), the smallest unit of data.</w:t>
+        <w:t>Solution: ✅ Correct Answer: A. Bit | 🧠 Explanation: A bit is a binary digit (0 or 1), the smallest unit of data. | ❌ Why Not Others? | B — Byte: Big-endian (network order) stores the high byte first. — not the unit of data | C — Nibble: not the unit of data | D — Word: Apps like Word and Excel perform user tasks. — not the unit of data | ⚠️ Exam Trap: Match each unit to its exact quantity — units of related quantities are the classic trap. | 💎 PNC Pearl: Bit = unit of data</w:t>
       </w:r>
     </w:p>
     <w:p>
@@ -6424,7 +6424,7 @@
     </w:p>
     <w:p>
       <w:r>
-        <w:t>Solution: Mail merge combines a main document with a data source.</w:t>
+        <w:t>Solution: ✅ Correct Answer: A. Create personalised letters/labels for many recipients | 🧠 Explanation: Mail merge combines a main document with a data source. | ❌ Why Not Others? | B — Merge two documents: not the correct option here | C — Compress files: ZIP compression reduces file size for storage/transfer. | D — Share files: not the correct option here | ⚠️ Exam Trap: Read the exact question — the correct fact and its look-alike options are easy to interchange. | 💎 PNC Pearl: Create personalised letters/labels for many recipients → Mail merge combines a main document with a data source</w:t>
       </w:r>
     </w:p>
     <w:p>
@@ -6469,7 +6469,7 @@
     </w:p>
     <w:p>
       <w:r>
-        <w:t>Solution: Animations move text/images inside a slide.</w:t>
+        <w:t>Solution: ✅ Correct Answer: A. Animation | 🧠 Explanation: Animations move text/images inside a slide. | ❌ Why Not Others? | B — Transition: Transitions apply between slides; animations apply to objects within a slide. | C — Template: not the correct option here | D — Theme: Themes provide consistent design across slides. | ⚠️ Exam Trap: Read the exact question — the correct fact and its look-alike options are easy to interchange. | 💎 PNC Pearl: Animation → Animations move text/images inside a slide</w:t>
       </w:r>
     </w:p>
     <w:p>
@@ -6514,7 +6514,7 @@
     </w:p>
     <w:p>
       <w:r>
-        <w:t>Solution: TIFRAC (1955) was India's first indigenous computer; PARAM was the first supercomputer.</w:t>
+        <w:t>Solution: ✅ Correct Answer: A. TIFRAC | 🧠 Explanation: TIFRAC (1955) was India's first indigenous computer; PARAM was the first supercomputer. | ❌ Why Not Others? | B — PARAM: 8000 (1991), developed by C-DAC, was India's first supercomputer. — not the first indigenously built computer | C — Aryabhata: not the first indigenously built computer | D — HAL: not the first indigenously built computer | ⚠️ Exam Trap: Read the exact question — the correct fact and its look-alike options are easy to interchange. | 💎 PNC Pearl: TIFRAC = the first indigenously built computer</w:t>
       </w:r>
     </w:p>
     <w:p>
@@ -6559,7 +6559,7 @@
     </w:p>
     <w:p>
       <w:r>
-        <w:t>Solution: Alt+F4 closes the active window; Ctrl+W closes a tab.</w:t>
+        <w:t>Solution: ✅ Correct Answer: A. Alt + F4 | 🧠 Explanation: Alt+F4 closes the active window; Ctrl+W closes a tab. | ❌ Why Not Others? | B — Ctrl + W: not the correct option here | C — F5: Refreshes; F1 opens help; F12 opens Save As in many apps. | D — Esc: Ctrl+Shift+Esc opens Task Manager directly. | ⚠️ Exam Trap: Read the exact question — the correct fact and its look-alike options are easy to interchange. | 💎 PNC Pearl: Alt + F4 → Alt+F4 closes the active window; Ctrl+W closes a tab</w:t>
       </w:r>
     </w:p>
     <w:p>
@@ -6604,7 +6604,7 @@
     </w:p>
     <w:p>
       <w:r>
-        <w:t>Solution: ipconfig displays IP and network adapter details.</w:t>
+        <w:t>Solution: ✅ Correct Answer: A. Shows network configuration | 🧠 Explanation: ipconfig displays IP and network adapter details. | ❌ Why Not Others? | B — Cleans the disk: not the correct option here | C — Installs drivers: not the correct option here | D — Deletes files: 'del' removes files; 'ren' renames them. | ⚠️ Exam Trap: Read the exact question — the correct fact and its look-alike options are easy to interchange. | 💎 PNC Pearl: Shows network configuration → ipconfig displays IP and network adapter details</w:t>
       </w:r>
     </w:p>
     <w:p>
@@ -6649,7 +6649,7 @@
     </w:p>
     <w:p>
       <w:r>
-        <w:t>Solution: Alt+F4 closes the current application window.</w:t>
+        <w:t>Solution: ✅ Correct Answer: A. The active window | 🧠 Explanation: Alt+F4 closes the current application window. | ❌ Why Not Others? | B — The active tab only: not the correct option here | C — The Start menu: Windows 95 brought the modern GUI elements still used today. | D — The taskbar: The system tray shows icons for running background apps and the clock. | ⚠️ Exam Trap: Don’t confuse "The active window" with "The active tab only" — they look alike and are easy to interchange. | 💎 PNC Pearl: The active window → Alt+F4 closes the current application window</w:t>
       </w:r>
     </w:p>
     <w:p>
@@ -6694,7 +6694,7 @@
     </w:p>
     <w:p>
       <w:r>
-        <w:t>Solution: Restart reloads the operating system cleanly.</w:t>
+        <w:t>Solution: ✅ Correct Answer: A. Shuts down and starts the OS again | 🧠 Explanation: Restart reloads the operating system cleanly. | ❌ Why Not Others? | B — Deletes all files: not the correct option here | C — Clears the disk: not the correct option here | D — Updates drivers: not the correct option here | ⚠️ Exam Trap: Read the exact question — the correct fact and its look-alike options are easy to interchange. | 💎 PNC Pearl: Shuts down and starts the OS again → Restart reloads the operating system cleanly</w:t>
       </w:r>
     </w:p>
     <w:p>
@@ -6739,7 +6739,7 @@
     </w:p>
     <w:p>
       <w:r>
-        <w:t>Solution: Cache speeds up data access for the CPU.</w:t>
+        <w:t>Solution: ✅ Correct Answer: A. High-speed memory between CPU and RAM | 🧠 Explanation: Cache speeds up data access for the CPU. | ❌ Why Not Others? | B — A virus: not the correct option here | C — A printer: not the correct option here | D — A cable: not the correct option here | ⚠️ Exam Trap: Read the exact question — the correct fact and its look-alike options are easy to interchange. | 💎 PNC Pearl: High-speed memory between CPU and RAM → Cache speeds up data access for the CPU</w:t>
       </w:r>
     </w:p>
     <w:p>
